--- a/CÔNG TY TNHH VENUS MANUFACTURING/ThayDoiThanhVien/VenusManufacturing_NghiQuyetHDTV.docx
+++ b/CÔNG TY TNHH VENUS MANUFACTURING/ThayDoiThanhVien/VenusManufacturing_NghiQuyetHDTV.docx
@@ -48,7 +48,7 @@
                 <w:b/>
                 <w:sz w:val="24"/>
               </w:rPr>
-              <w:t>CÔNG TY TNHH CÔNG NGHỆ KIM LOẠI CHÂU Á</w:t>
+              <w:t>CÔNG TY TNHH VENUS MANUFACTURING</w:t>
             </w:r>
             <w:r>
               <w:rPr>
@@ -211,7 +211,7 @@
                 <w:i/>
                 <w:sz w:val="24"/>
               </w:rPr>
-              <w:t>2</w:t>
+              <w:t>18</w:t>
             </w:r>
             <w:r>
               <w:rPr>
@@ -343,36 +343,13 @@
           <w:i/>
           <w:sz w:val="24"/>
         </w:rPr>
-        <w:t>CÔNG TY TNHH CÔNG NGHỆ KIM LOẠI CHÂU Á</w:t>
+        <w:t>CÔNG TY TNHH VENUS MANUFACTURING</w:t>
       </w:r>
     </w:p>
     <w:p>
       <w:pPr>
         <w:spacing w:after="120" w:line="240" w:lineRule="auto"/>
         <w:ind w:left="0" w:right="0"/>
-        <w:jc w:val="center"/>
-        <w:rPr>
-          <w:rFonts w:ascii="Times New Roman" w:eastAsia="Times New Roman" w:hAnsi="Times New Roman" w:cs="Times New Roman"/>
-          <w:bCs/>
-          <w:i/>
-          <w:sz w:val="28"/>
-          <w:szCs w:val="28"/>
-        </w:rPr>
-      </w:pPr>
-      <w:r>
-        <w:rPr>
-          <w:rFonts w:ascii="Times New Roman" w:hAnsi="Times New Roman"/>
-          <w:sz w:val="24"/>
-        </w:rPr>
-        <w:br/>
-        <w:t>Về việc thay đổi thành viên, thay đổi người đại diện theo pháp luật và thay đổi ngành nghề kinh doanh</w:t>
-      </w:r>
-    </w:p>
-    <w:p>
-      <w:pPr>
-        <w:shd w:val="clear" w:color="auto" w:fill="FFFFFF"/>
-        <w:spacing w:after="0" w:line="240" w:lineRule="auto"/>
-        <w:ind w:left="825" w:right="0"/>
         <w:jc w:val="center"/>
         <w:rPr>
           <w:rFonts w:ascii="Times New Roman" w:eastAsia="DengXian" w:hAnsi="Times New Roman" w:cs="Times New Roman"/>
@@ -381,6 +358,14 @@
           <w:lang w:eastAsia="zh-CN"/>
         </w:rPr>
       </w:pPr>
+      <w:r>
+        <w:rPr>
+          <w:rFonts w:ascii="Times New Roman" w:hAnsi="Times New Roman"/>
+          <w:sz w:val="24"/>
+        </w:rPr>
+        <w:br/>
+        <w:t>Về việc thay đổi thành viên, thay đổi ngành nghề kinh doanh</w:t>
+      </w:r>
     </w:p>
     <w:p>
       <w:pPr>
@@ -445,7 +430,23 @@
           <w:i/>
           <w:sz w:val="24"/>
         </w:rPr>
-        <w:t>Căn cứ điều lệ của CÔNG TY TNHH CÔNG NGHỆ KIM LOẠI CHÂU Á;</w:t>
+        <w:t xml:space="preserve">Căn cứ điều lệ của </w:t>
+      </w:r>
+      <w:r>
+        <w:rPr>
+          <w:rFonts w:ascii="Times New Roman" w:hAnsi="Times New Roman"/>
+          <w:i/>
+          <w:sz w:val="24"/>
+        </w:rPr>
+        <w:t>CÔNG TY TNHH VENUS MANUFACTURING</w:t>
+      </w:r>
+      <w:r>
+        <w:rPr>
+          <w:rFonts w:ascii="Times New Roman" w:hAnsi="Times New Roman"/>
+          <w:i/>
+          <w:sz w:val="24"/>
+        </w:rPr>
+        <w:t>;</w:t>
       </w:r>
     </w:p>
     <w:p>
@@ -465,7 +466,7 @@
           <w:i/>
           <w:sz w:val="24"/>
         </w:rPr>
-        <w:t>Căn cứ biên bản họp Hội đồng thành viên ngày 0</w:t>
+        <w:t xml:space="preserve">Căn cứ biên bản họp Hội đồng thành viên ngày </w:t>
       </w:r>
       <w:r>
         <w:rPr>
@@ -473,7 +474,7 @@
           <w:i/>
           <w:sz w:val="24"/>
         </w:rPr>
-        <w:t>2</w:t>
+        <w:t>18</w:t>
       </w:r>
       <w:r>
         <w:rPr>
@@ -491,8 +492,6 @@
         </w:rPr>
         <w:t>3</w:t>
       </w:r>
-      <w:bookmarkStart w:id="0" w:name="_GoBack"/>
-      <w:bookmarkEnd w:id="0"/>
       <w:r>
         <w:rPr>
           <w:rFonts w:ascii="Times New Roman" w:hAnsi="Times New Roman"/>
@@ -599,22 +598,6 @@
         <w:jc w:val="center"/>
         <w:rPr>
           <w:rFonts w:ascii="Times New Roman" w:eastAsia="DengXian" w:hAnsi="Times New Roman" w:cs="Times New Roman"/>
-          <w:b/>
-          <w:bCs/>
-          <w:sz w:val="24"/>
-          <w:szCs w:val="24"/>
-          <w:lang w:eastAsia="zh-CN"/>
-        </w:rPr>
-      </w:pPr>
-    </w:p>
-    <w:p>
-      <w:pPr>
-        <w:shd w:val="clear" w:color="auto" w:fill="FFFFFF"/>
-        <w:spacing w:after="0" w:line="240" w:lineRule="auto"/>
-        <w:ind w:left="0" w:right="0"/>
-        <w:jc w:val="center"/>
-        <w:rPr>
-          <w:rFonts w:ascii="Times New Roman" w:eastAsia="DengXian" w:hAnsi="Times New Roman" w:cs="Times New Roman"/>
           <w:sz w:val="24"/>
           <w:szCs w:val="24"/>
           <w:lang w:eastAsia="zh-CN"/>
@@ -640,8 +623,8 @@
         <w:ind w:right="0"/>
         <w:rPr>
           <w:rFonts w:ascii="Times New Roman" w:hAnsi="Times New Roman" w:cs="Times New Roman"/>
-          <w:sz w:val="26"/>
-          <w:szCs w:val="26"/>
+          <w:sz w:val="28"/>
+          <w:szCs w:val="28"/>
         </w:rPr>
       </w:pPr>
       <w:r>
@@ -659,52 +642,153 @@
           <w:sz w:val="26"/>
           <w:szCs w:val="26"/>
         </w:rPr>
-        <w:t>Thay đổi thành viên do chuyển nhượng vốn: Chấp thuận việc bà TRƯƠNG NGỌC DIỄM chuyển nhượng toàn bộ 90% vốn điều lệ (18.000.000.000 VNĐ) cho ông NGUYỄN CHÍ THIỆN; đồng thời bà TRƯƠNG NGỌC DIỄM không còn là thành viên của công ty. Sau chuyển nhượng, Công ty có 02 thành viên: Ông NGUYỄN CHÍ THIỆN (90% vốn điều lệ) và Ông PHẠM MINH KHANG (10% vốn điều lệ).</w:t>
-      </w:r>
-    </w:p>
-    <w:p>
-      <w:pPr>
-        <w:spacing w:after="120" w:line="240" w:lineRule="auto"/>
-        <w:ind w:left="0" w:right="0" w:firstLine="360"/>
-        <w:jc w:val="both"/>
+        <w:t xml:space="preserve">Thay đổi thành viên do chuyển nhượng vốn: Chấp thuận việc </w:t>
+      </w:r>
+      <w:r>
+        <w:rPr>
+          <w:rFonts w:ascii="Times New Roman" w:hAnsi="Times New Roman"/>
+          <w:sz w:val="26"/>
+          <w:szCs w:val="26"/>
+        </w:rPr>
+        <w:t>ông/bà</w:t>
+      </w:r>
+      <w:r>
+        <w:rPr>
+          <w:rFonts w:ascii="Times New Roman" w:hAnsi="Times New Roman"/>
+          <w:sz w:val="26"/>
+          <w:szCs w:val="26"/>
+        </w:rPr>
+        <w:t xml:space="preserve"> </w:t>
+      </w:r>
+      <w:r>
+        <w:rPr>
+          <w:rFonts w:ascii="Times New Roman" w:eastAsia="Times New Roman" w:hAnsi="Times New Roman" w:cs="Times New Roman"/>
+          <w:sz w:val="24"/>
+          <w:szCs w:val="24"/>
+        </w:rPr>
+        <w:t>ĐẶNG NGỌC CHÂU</w:t>
+      </w:r>
+      <w:r>
+        <w:rPr>
+          <w:rFonts w:ascii="Times New Roman" w:hAnsi="Times New Roman"/>
+          <w:sz w:val="26"/>
+          <w:szCs w:val="26"/>
+        </w:rPr>
+        <w:t xml:space="preserve"> </w:t>
+      </w:r>
+      <w:r>
+        <w:rPr>
+          <w:rFonts w:ascii="Times New Roman" w:hAnsi="Times New Roman"/>
+          <w:sz w:val="26"/>
+          <w:szCs w:val="26"/>
+        </w:rPr>
+        <w:t xml:space="preserve">chuyển nhượng toàn bộ </w:t>
+      </w:r>
+      <w:r>
+        <w:rPr>
+          <w:rFonts w:ascii="Times New Roman" w:hAnsi="Times New Roman"/>
+          <w:sz w:val="26"/>
+          <w:szCs w:val="26"/>
+        </w:rPr>
+        <w:t>6</w:t>
+      </w:r>
+      <w:r>
+        <w:rPr>
+          <w:rFonts w:ascii="Times New Roman" w:hAnsi="Times New Roman"/>
+          <w:sz w:val="26"/>
+          <w:szCs w:val="26"/>
+        </w:rPr>
+        <w:t>0% vốn điều lệ (1.</w:t>
+      </w:r>
+      <w:r>
+        <w:rPr>
+          <w:rFonts w:ascii="Times New Roman" w:hAnsi="Times New Roman"/>
+          <w:sz w:val="26"/>
+          <w:szCs w:val="26"/>
+        </w:rPr>
+        <w:t>5</w:t>
+      </w:r>
+      <w:r>
+        <w:rPr>
+          <w:rFonts w:ascii="Times New Roman" w:hAnsi="Times New Roman"/>
+          <w:sz w:val="26"/>
+          <w:szCs w:val="26"/>
+        </w:rPr>
+        <w:t xml:space="preserve">00.000.000 VNĐ) cho ông </w:t>
+      </w:r>
+      <w:r>
+        <w:rPr>
+          <w:rFonts w:ascii="Times New Roman" w:eastAsia="Times New Roman" w:hAnsi="Times New Roman" w:cs="Times New Roman"/>
+          <w:bCs/>
+          <w:sz w:val="24"/>
+          <w:szCs w:val="24"/>
+        </w:rPr>
+        <w:t>PHẠM CÔNG SANG</w:t>
+      </w:r>
+      <w:r>
+        <w:rPr>
+          <w:rFonts w:ascii="Times New Roman" w:hAnsi="Times New Roman"/>
+          <w:sz w:val="26"/>
+          <w:szCs w:val="26"/>
+        </w:rPr>
+        <w:t xml:space="preserve">; đồng thời </w:t>
+      </w:r>
+      <w:r>
+        <w:rPr>
+          <w:rFonts w:ascii="Times New Roman" w:hAnsi="Times New Roman"/>
+          <w:sz w:val="26"/>
+          <w:szCs w:val="26"/>
+        </w:rPr>
+        <w:t>ông/bà</w:t>
+      </w:r>
+      <w:r>
+        <w:rPr>
+          <w:rFonts w:ascii="Times New Roman" w:hAnsi="Times New Roman"/>
+          <w:sz w:val="26"/>
+          <w:szCs w:val="26"/>
+        </w:rPr>
+        <w:t xml:space="preserve"> </w:t>
+      </w:r>
+      <w:r>
+        <w:rPr>
+          <w:rFonts w:ascii="Times New Roman" w:eastAsia="Times New Roman" w:hAnsi="Times New Roman" w:cs="Times New Roman"/>
+          <w:sz w:val="24"/>
+          <w:szCs w:val="24"/>
+        </w:rPr>
+        <w:t>ĐẶNG NGỌC CHÂU</w:t>
+      </w:r>
+      <w:r>
+        <w:rPr>
+          <w:rFonts w:ascii="Times New Roman" w:hAnsi="Times New Roman"/>
+          <w:sz w:val="26"/>
+          <w:szCs w:val="26"/>
+        </w:rPr>
+        <w:t xml:space="preserve"> </w:t>
+      </w:r>
+      <w:r>
+        <w:rPr>
+          <w:rFonts w:ascii="Times New Roman" w:hAnsi="Times New Roman"/>
+          <w:sz w:val="26"/>
+          <w:szCs w:val="26"/>
+        </w:rPr>
+        <w:t>không còn là thành viên của công ty</w:t>
+      </w:r>
+      <w:r>
+        <w:rPr>
+          <w:rFonts w:ascii="Times New Roman" w:hAnsi="Times New Roman"/>
+          <w:sz w:val="26"/>
+          <w:szCs w:val="26"/>
+        </w:rPr>
+        <w:t>.</w:t>
+      </w:r>
+      <w:r>
         <w:rPr>
           <w:rFonts w:ascii="Times New Roman" w:hAnsi="Times New Roman" w:cs="Times New Roman"/>
           <w:sz w:val="26"/>
           <w:szCs w:val="26"/>
         </w:rPr>
-      </w:pPr>
-    </w:p>
-    <w:p>
-      <w:pPr>
-        <w:spacing w:after="120" w:line="240" w:lineRule="auto"/>
-        <w:ind w:left="0" w:right="0" w:firstLine="360"/>
-        <w:jc w:val="both"/>
-        <w:rPr>
-          <w:rFonts w:ascii="Times New Roman" w:hAnsi="Times New Roman" w:cs="Times New Roman"/>
-          <w:sz w:val="26"/>
-          <w:szCs w:val="26"/>
-        </w:rPr>
-      </w:pPr>
-      <w:r>
-        <w:rPr>
-          <w:rFonts w:ascii="Times New Roman" w:hAnsi="Times New Roman" w:cs="Times New Roman"/>
-          <w:sz w:val="26"/>
-          <w:szCs w:val="26"/>
-        </w:rPr>
         <w:t xml:space="preserve"> </w:t>
       </w:r>
-    </w:p>
-    <w:p>
-      <w:pPr>
-        <w:spacing w:after="120" w:line="240" w:lineRule="auto"/>
-        <w:ind w:left="0" w:right="0" w:firstLine="360"/>
-        <w:jc w:val="both"/>
-        <w:rPr>
-          <w:rFonts w:ascii="Times New Roman" w:hAnsi="Times New Roman"/>
-          <w:sz w:val="26"/>
-          <w:szCs w:val="26"/>
-        </w:rPr>
-      </w:pPr>
       <w:r>
         <w:rPr>
           <w:rFonts w:ascii="Times New Roman" w:hAnsi="Times New Roman"/>
@@ -712,1037 +796,35 @@
           <w:sz w:val="26"/>
           <w:szCs w:val="26"/>
         </w:rPr>
-        <w:t>Điều 2</w:t>
-      </w:r>
-      <w:r>
-        <w:rPr>
-          <w:rFonts w:ascii="Times New Roman" w:hAnsi="Times New Roman"/>
-          <w:sz w:val="26"/>
-          <w:szCs w:val="26"/>
-        </w:rPr>
-        <w:t xml:space="preserve">: Thay đổi người đại diện theo pháp luật: </w:t>
+        <w:t xml:space="preserve"> </w:t>
       </w:r>
     </w:p>
     <w:p>
       <w:pPr>
-        <w:pStyle w:val="ListParagraph"/>
-        <w:numPr>
-          <w:ilvl w:val="0"/>
-          <w:numId w:val="8"/>
-        </w:numPr>
         <w:spacing w:after="120" w:line="240" w:lineRule="auto"/>
         <w:ind w:right="0"/>
         <w:jc w:val="both"/>
         <w:rPr>
-          <w:rFonts w:ascii="Times New Roman" w:hAnsi="Times New Roman"/>
-          <w:sz w:val="28"/>
-          <w:szCs w:val="28"/>
-        </w:rPr>
-      </w:pPr>
-      <w:r>
-        <w:rPr>
-          <w:rFonts w:ascii="Times New Roman" w:hAnsi="Times New Roman"/>
-          <w:sz w:val="28"/>
-          <w:szCs w:val="28"/>
-        </w:rPr>
-        <w:t>Miễn nhiệm người đại diện pháp luật:</w:t>
-      </w:r>
-    </w:p>
-    <w:p>
-      <w:pPr>
-        <w:pStyle w:val="ListParagraph"/>
-        <w:numPr>
-          <w:ilvl w:val="2"/>
-          <w:numId w:val="8"/>
-        </w:numPr>
-        <w:spacing w:after="120" w:line="240" w:lineRule="auto"/>
-        <w:ind w:right="0"/>
-        <w:jc w:val="both"/>
-        <w:rPr>
-          <w:rFonts w:ascii="Times New Roman" w:hAnsi="Times New Roman"/>
-          <w:sz w:val="28"/>
-          <w:szCs w:val="28"/>
-        </w:rPr>
-      </w:pPr>
-      <w:r>
-        <w:rPr>
-          <w:rFonts w:ascii="Times New Roman" w:hAnsi="Times New Roman"/>
-          <w:sz w:val="28"/>
-          <w:szCs w:val="28"/>
-        </w:rPr>
-        <w:t xml:space="preserve">Họ tên: </w:t>
-      </w:r>
-      <w:r>
-        <w:rPr>
-          <w:rFonts w:ascii="Times New Roman" w:hAnsi="Times New Roman"/>
-          <w:sz w:val="28"/>
-          <w:szCs w:val="28"/>
-        </w:rPr>
-        <w:t>TRƯƠNG NGỌC DIỄM</w:t>
-      </w:r>
-    </w:p>
-    <w:p>
-      <w:pPr>
-        <w:pStyle w:val="ListParagraph"/>
-        <w:numPr>
-          <w:ilvl w:val="2"/>
-          <w:numId w:val="8"/>
-        </w:numPr>
-        <w:spacing w:after="120" w:line="240" w:lineRule="auto"/>
-        <w:ind w:right="0"/>
-        <w:jc w:val="both"/>
-        <w:rPr>
-          <w:rFonts w:ascii="Times New Roman" w:hAnsi="Times New Roman"/>
-          <w:sz w:val="28"/>
-          <w:szCs w:val="28"/>
-        </w:rPr>
-      </w:pPr>
-      <w:r>
-        <w:rPr>
-          <w:rFonts w:ascii="Times New Roman" w:hAnsi="Times New Roman"/>
-          <w:sz w:val="28"/>
-          <w:szCs w:val="28"/>
-        </w:rPr>
-        <w:t>Sinh ngày: 26/08/1978</w:t>
-      </w:r>
-    </w:p>
-    <w:p>
-      <w:pPr>
-        <w:pStyle w:val="ListParagraph"/>
-        <w:numPr>
-          <w:ilvl w:val="2"/>
-          <w:numId w:val="8"/>
-        </w:numPr>
-        <w:spacing w:after="120" w:line="240" w:lineRule="auto"/>
-        <w:ind w:right="0"/>
-        <w:jc w:val="both"/>
-        <w:rPr>
-          <w:rFonts w:ascii="Times New Roman" w:hAnsi="Times New Roman"/>
-          <w:sz w:val="28"/>
-          <w:szCs w:val="28"/>
-        </w:rPr>
-      </w:pPr>
-      <w:r>
-        <w:rPr>
-          <w:rFonts w:ascii="Times New Roman" w:hAnsi="Times New Roman"/>
-          <w:sz w:val="28"/>
-          <w:szCs w:val="28"/>
-        </w:rPr>
-        <w:t>Chức danh: Giám đốc</w:t>
-      </w:r>
-    </w:p>
-    <w:p>
-      <w:pPr>
-        <w:pStyle w:val="ListParagraph"/>
-        <w:numPr>
-          <w:ilvl w:val="2"/>
-          <w:numId w:val="8"/>
-        </w:numPr>
-        <w:spacing w:after="120" w:line="240" w:lineRule="auto"/>
-        <w:ind w:right="0"/>
-        <w:jc w:val="both"/>
-        <w:rPr>
-          <w:rFonts w:ascii="Times New Roman" w:hAnsi="Times New Roman"/>
-          <w:sz w:val="28"/>
-          <w:szCs w:val="28"/>
-        </w:rPr>
-      </w:pPr>
-      <w:r>
-        <w:rPr>
-          <w:rFonts w:ascii="Times New Roman" w:hAnsi="Times New Roman"/>
-          <w:sz w:val="28"/>
-          <w:szCs w:val="28"/>
-        </w:rPr>
-        <w:t>Giới tính: Nữ</w:t>
-      </w:r>
-    </w:p>
-    <w:p>
-      <w:pPr>
-        <w:pStyle w:val="ListParagraph"/>
-        <w:numPr>
-          <w:ilvl w:val="2"/>
-          <w:numId w:val="8"/>
-        </w:numPr>
-        <w:spacing w:after="120" w:line="240" w:lineRule="auto"/>
-        <w:ind w:right="0"/>
-        <w:jc w:val="both"/>
-        <w:rPr>
-          <w:rFonts w:ascii="Times New Roman" w:hAnsi="Times New Roman"/>
-          <w:sz w:val="28"/>
-          <w:szCs w:val="28"/>
-        </w:rPr>
-      </w:pPr>
-      <w:r>
-        <w:rPr>
-          <w:rFonts w:ascii="Times New Roman" w:hAnsi="Times New Roman"/>
-          <w:sz w:val="26"/>
-          <w:szCs w:val="26"/>
-        </w:rPr>
-        <w:t>Số định danh cá nhân</w:t>
-      </w:r>
-      <w:r>
-        <w:rPr>
-          <w:rFonts w:ascii="Times New Roman" w:hAnsi="Times New Roman"/>
-          <w:sz w:val="28"/>
-          <w:szCs w:val="28"/>
-        </w:rPr>
-        <w:t>: 086178000407</w:t>
-      </w:r>
-    </w:p>
-    <w:p>
-      <w:pPr>
-        <w:pStyle w:val="ListParagraph"/>
-        <w:numPr>
-          <w:ilvl w:val="2"/>
-          <w:numId w:val="8"/>
-        </w:numPr>
-        <w:spacing w:after="120" w:line="240" w:lineRule="auto"/>
-        <w:ind w:right="0"/>
-        <w:jc w:val="both"/>
-        <w:rPr>
-          <w:rFonts w:ascii="Times New Roman" w:hAnsi="Times New Roman"/>
-          <w:sz w:val="28"/>
-          <w:szCs w:val="28"/>
-        </w:rPr>
-      </w:pPr>
-      <w:r>
-        <w:rPr>
-          <w:rFonts w:ascii="Times New Roman" w:hAnsi="Times New Roman"/>
-          <w:sz w:val="26"/>
-          <w:szCs w:val="26"/>
-        </w:rPr>
-        <w:t>Địa chỉ liên lạc</w:t>
-      </w:r>
-      <w:r>
-        <w:rPr>
-          <w:rFonts w:ascii="Times New Roman" w:hAnsi="Times New Roman"/>
-          <w:sz w:val="28"/>
-          <w:szCs w:val="28"/>
-        </w:rPr>
-        <w:t>:</w:t>
-      </w:r>
-      <w:r>
-        <w:rPr>
-          <w:rFonts w:ascii="Times New Roman" w:hAnsi="Times New Roman"/>
-          <w:sz w:val="28"/>
-          <w:szCs w:val="28"/>
-        </w:rPr>
-        <w:t xml:space="preserve"> </w:t>
-      </w:r>
-      <w:r>
-        <w:rPr>
-          <w:rFonts w:ascii="Times New Roman" w:hAnsi="Times New Roman"/>
-          <w:sz w:val="28"/>
-          <w:szCs w:val="28"/>
-        </w:rPr>
-        <w:t>141A1 Nguyễn Văn Hưởng, Phường An Khánh, Thành phố Hồ Chí Minh</w:t>
-      </w:r>
-      <w:r>
-        <w:rPr>
-          <w:rFonts w:ascii="Times New Roman" w:hAnsi="Times New Roman"/>
-          <w:sz w:val="28"/>
-          <w:szCs w:val="28"/>
-        </w:rPr>
-        <w:t>, Việt Nam</w:t>
-      </w:r>
-    </w:p>
-    <w:p>
-      <w:pPr>
-        <w:pStyle w:val="ListParagraph"/>
-        <w:numPr>
-          <w:ilvl w:val="1"/>
-          <w:numId w:val="8"/>
-        </w:numPr>
-        <w:spacing w:after="120" w:line="240" w:lineRule="auto"/>
-        <w:ind w:right="0"/>
-        <w:jc w:val="both"/>
-        <w:rPr>
-          <w:rFonts w:ascii="Times New Roman" w:hAnsi="Times New Roman"/>
-          <w:sz w:val="28"/>
-          <w:szCs w:val="28"/>
-        </w:rPr>
-      </w:pPr>
-      <w:r>
-        <w:rPr>
-          <w:rFonts w:ascii="Times New Roman" w:hAnsi="Times New Roman"/>
-          <w:sz w:val="26"/>
-          <w:szCs w:val="26"/>
-        </w:rPr>
-        <w:t>Bổ nhiệm người đại diện pháp luật thứ 1:</w:t>
-      </w:r>
-    </w:p>
-    <w:p>
-      <w:pPr>
-        <w:pStyle w:val="ListParagraph"/>
-        <w:numPr>
-          <w:ilvl w:val="2"/>
-          <w:numId w:val="8"/>
-        </w:numPr>
-        <w:spacing w:after="120" w:line="240" w:lineRule="auto"/>
-        <w:ind w:right="0"/>
-        <w:jc w:val="both"/>
-        <w:rPr>
-          <w:rFonts w:ascii="Times New Roman" w:hAnsi="Times New Roman"/>
-          <w:sz w:val="28"/>
-          <w:szCs w:val="28"/>
-        </w:rPr>
-      </w:pPr>
-      <w:r>
-        <w:rPr>
-          <w:rFonts w:ascii="Times New Roman" w:hAnsi="Times New Roman"/>
-          <w:sz w:val="28"/>
-          <w:szCs w:val="28"/>
-        </w:rPr>
-        <w:t xml:space="preserve">Họ tên: </w:t>
-      </w:r>
-      <w:r>
-        <w:rPr>
-          <w:rFonts w:ascii="Times New Roman" w:hAnsi="Times New Roman"/>
-          <w:sz w:val="26"/>
-          <w:szCs w:val="26"/>
-        </w:rPr>
-        <w:t>TRƯƠNG QUỐC TÂM</w:t>
-      </w:r>
-    </w:p>
-    <w:p>
-      <w:pPr>
-        <w:pStyle w:val="ListParagraph"/>
-        <w:numPr>
-          <w:ilvl w:val="2"/>
-          <w:numId w:val="8"/>
-        </w:numPr>
-        <w:spacing w:after="120" w:line="240" w:lineRule="auto"/>
-        <w:ind w:right="0"/>
-        <w:jc w:val="both"/>
-        <w:rPr>
-          <w:rFonts w:ascii="Times New Roman" w:hAnsi="Times New Roman"/>
-          <w:sz w:val="28"/>
-          <w:szCs w:val="28"/>
-        </w:rPr>
-      </w:pPr>
-      <w:r>
-        <w:rPr>
-          <w:rFonts w:ascii="Times New Roman" w:hAnsi="Times New Roman"/>
-          <w:sz w:val="28"/>
-          <w:szCs w:val="28"/>
-        </w:rPr>
-        <w:t xml:space="preserve">Sinh ngày: </w:t>
-      </w:r>
-      <w:r>
-        <w:rPr>
-          <w:rFonts w:ascii="Times New Roman" w:hAnsi="Times New Roman"/>
-          <w:sz w:val="26"/>
-          <w:szCs w:val="26"/>
-        </w:rPr>
-        <w:t>10/05/1989</w:t>
-      </w:r>
-    </w:p>
-    <w:p>
-      <w:pPr>
-        <w:pStyle w:val="ListParagraph"/>
-        <w:numPr>
-          <w:ilvl w:val="2"/>
-          <w:numId w:val="8"/>
-        </w:numPr>
-        <w:spacing w:after="120" w:line="240" w:lineRule="auto"/>
-        <w:ind w:right="0"/>
-        <w:jc w:val="both"/>
-        <w:rPr>
-          <w:rFonts w:ascii="Times New Roman" w:hAnsi="Times New Roman"/>
-          <w:sz w:val="28"/>
-          <w:szCs w:val="28"/>
-        </w:rPr>
-      </w:pPr>
-      <w:r>
-        <w:rPr>
-          <w:rFonts w:ascii="Times New Roman" w:hAnsi="Times New Roman"/>
-          <w:sz w:val="28"/>
-          <w:szCs w:val="28"/>
-        </w:rPr>
-        <w:lastRenderedPageBreak/>
-        <w:t xml:space="preserve">Giới tính: </w:t>
-      </w:r>
-      <w:r>
-        <w:rPr>
-          <w:rFonts w:ascii="Times New Roman" w:hAnsi="Times New Roman"/>
-          <w:sz w:val="26"/>
-          <w:szCs w:val="26"/>
-          <w:lang w:val="vi-VN"/>
-        </w:rPr>
-        <w:t>N</w:t>
-      </w:r>
-      <w:r>
-        <w:rPr>
-          <w:rFonts w:ascii="Times New Roman" w:hAnsi="Times New Roman"/>
-          <w:sz w:val="26"/>
-          <w:szCs w:val="26"/>
-        </w:rPr>
-        <w:t>am</w:t>
-      </w:r>
-    </w:p>
-    <w:p>
-      <w:pPr>
-        <w:pStyle w:val="ListParagraph"/>
-        <w:numPr>
-          <w:ilvl w:val="2"/>
-          <w:numId w:val="8"/>
-        </w:numPr>
-        <w:spacing w:after="120" w:line="240" w:lineRule="auto"/>
-        <w:ind w:right="0"/>
-        <w:jc w:val="both"/>
-        <w:rPr>
-          <w:rFonts w:ascii="Times New Roman" w:hAnsi="Times New Roman"/>
-          <w:sz w:val="28"/>
-          <w:szCs w:val="28"/>
-        </w:rPr>
-      </w:pPr>
-      <w:r>
-        <w:rPr>
-          <w:rFonts w:ascii="Times New Roman" w:hAnsi="Times New Roman"/>
-          <w:sz w:val="26"/>
-          <w:szCs w:val="26"/>
-        </w:rPr>
-        <w:t>Số định danh cá nhân</w:t>
-      </w:r>
-      <w:r>
-        <w:rPr>
-          <w:rFonts w:ascii="Times New Roman" w:hAnsi="Times New Roman"/>
-          <w:sz w:val="28"/>
-          <w:szCs w:val="28"/>
-        </w:rPr>
-        <w:t xml:space="preserve">: </w:t>
-      </w:r>
-      <w:r>
-        <w:rPr>
-          <w:rFonts w:ascii="Times New Roman" w:hAnsi="Times New Roman"/>
-          <w:sz w:val="26"/>
-          <w:szCs w:val="26"/>
-        </w:rPr>
-        <w:t>086089011231</w:t>
-      </w:r>
-    </w:p>
-    <w:p>
-      <w:pPr>
-        <w:pStyle w:val="ListParagraph"/>
-        <w:numPr>
-          <w:ilvl w:val="2"/>
-          <w:numId w:val="8"/>
-        </w:numPr>
-        <w:spacing w:after="120" w:line="240" w:lineRule="auto"/>
-        <w:ind w:right="0"/>
-        <w:jc w:val="both"/>
-        <w:rPr>
-          <w:rFonts w:ascii="Times New Roman" w:hAnsi="Times New Roman"/>
-          <w:sz w:val="28"/>
-          <w:szCs w:val="28"/>
-        </w:rPr>
-      </w:pPr>
-      <w:r>
-        <w:rPr>
-          <w:rFonts w:ascii="Times New Roman" w:hAnsi="Times New Roman"/>
-          <w:sz w:val="28"/>
-          <w:szCs w:val="28"/>
-        </w:rPr>
-        <w:t>Chức danh: Giám đốc</w:t>
-      </w:r>
-    </w:p>
-    <w:p>
-      <w:pPr>
-        <w:pStyle w:val="ListParagraph"/>
-        <w:numPr>
-          <w:ilvl w:val="2"/>
-          <w:numId w:val="8"/>
-        </w:numPr>
-        <w:spacing w:after="120" w:line="240" w:lineRule="auto"/>
-        <w:ind w:right="0"/>
-        <w:jc w:val="both"/>
-        <w:rPr>
-          <w:rFonts w:ascii="Times New Roman" w:hAnsi="Times New Roman"/>
-          <w:sz w:val="28"/>
-          <w:szCs w:val="28"/>
-        </w:rPr>
-      </w:pPr>
-      <w:r>
-        <w:rPr>
-          <w:rFonts w:ascii="Times New Roman" w:hAnsi="Times New Roman"/>
-          <w:sz w:val="26"/>
-          <w:szCs w:val="26"/>
-        </w:rPr>
-        <w:t>Địa chỉ liên lạc</w:t>
-      </w:r>
-      <w:r>
-        <w:rPr>
-          <w:rFonts w:ascii="Times New Roman" w:hAnsi="Times New Roman"/>
-          <w:sz w:val="28"/>
-          <w:szCs w:val="28"/>
-        </w:rPr>
-        <w:t>:</w:t>
-      </w:r>
-      <w:r>
-        <w:rPr>
-          <w:rFonts w:ascii="Times New Roman" w:hAnsi="Times New Roman"/>
-          <w:sz w:val="28"/>
-          <w:szCs w:val="28"/>
-        </w:rPr>
-        <w:t xml:space="preserve"> </w:t>
-      </w:r>
-      <w:r>
-        <w:rPr>
-          <w:rFonts w:ascii="Times New Roman" w:hAnsi="Times New Roman"/>
-          <w:sz w:val="28"/>
-          <w:szCs w:val="28"/>
-        </w:rPr>
-        <w:t>Thôn An Thành Đông, xã Trung Thành, tỉnh Vĩnh Long</w:t>
-      </w:r>
-      <w:r>
-        <w:rPr>
-          <w:rFonts w:ascii="Times New Roman" w:hAnsi="Times New Roman"/>
-          <w:sz w:val="28"/>
-          <w:szCs w:val="28"/>
-        </w:rPr>
-        <w:t>, Việt Nam</w:t>
-      </w:r>
-    </w:p>
-    <w:p>
-      <w:pPr>
-        <w:pStyle w:val="ListParagraph"/>
-        <w:numPr>
-          <w:ilvl w:val="1"/>
-          <w:numId w:val="8"/>
-        </w:numPr>
-        <w:spacing w:after="120" w:line="240" w:lineRule="auto"/>
-        <w:ind w:right="0"/>
-        <w:jc w:val="both"/>
-        <w:rPr>
-          <w:rFonts w:ascii="Times New Roman" w:hAnsi="Times New Roman"/>
-          <w:sz w:val="28"/>
-          <w:szCs w:val="28"/>
-        </w:rPr>
-      </w:pPr>
-      <w:r>
-        <w:rPr>
-          <w:rFonts w:ascii="Times New Roman" w:hAnsi="Times New Roman"/>
-          <w:sz w:val="26"/>
-          <w:szCs w:val="26"/>
-        </w:rPr>
-        <w:t>Bổ nhiệm người đại diện pháp luật thứ 2:</w:t>
-      </w:r>
-    </w:p>
-    <w:p>
-      <w:pPr>
-        <w:pStyle w:val="ListParagraph"/>
-        <w:numPr>
-          <w:ilvl w:val="2"/>
-          <w:numId w:val="8"/>
-        </w:numPr>
-        <w:spacing w:after="120" w:line="240" w:lineRule="auto"/>
-        <w:ind w:right="0"/>
-        <w:jc w:val="both"/>
-        <w:rPr>
-          <w:rFonts w:ascii="Times New Roman" w:hAnsi="Times New Roman"/>
-          <w:sz w:val="28"/>
-          <w:szCs w:val="28"/>
-        </w:rPr>
-      </w:pPr>
-      <w:r>
-        <w:rPr>
-          <w:rFonts w:ascii="Times New Roman" w:hAnsi="Times New Roman"/>
-          <w:sz w:val="28"/>
-          <w:szCs w:val="28"/>
-        </w:rPr>
-        <w:t xml:space="preserve">Họ tên: </w:t>
-      </w:r>
-      <w:r>
-        <w:rPr>
-          <w:rFonts w:ascii="Times New Roman" w:hAnsi="Times New Roman"/>
-          <w:sz w:val="26"/>
-          <w:szCs w:val="26"/>
-        </w:rPr>
-        <w:t>HUANG, PINGHUA</w:t>
-      </w:r>
-    </w:p>
-    <w:p>
-      <w:pPr>
-        <w:pStyle w:val="ListParagraph"/>
-        <w:numPr>
-          <w:ilvl w:val="2"/>
-          <w:numId w:val="8"/>
-        </w:numPr>
-        <w:spacing w:after="120" w:line="240" w:lineRule="auto"/>
-        <w:ind w:right="0"/>
-        <w:jc w:val="both"/>
-        <w:rPr>
-          <w:rFonts w:ascii="Times New Roman" w:hAnsi="Times New Roman"/>
-          <w:sz w:val="28"/>
-          <w:szCs w:val="28"/>
-        </w:rPr>
-      </w:pPr>
-      <w:r>
-        <w:rPr>
-          <w:rFonts w:ascii="Times New Roman" w:hAnsi="Times New Roman"/>
-          <w:sz w:val="28"/>
-          <w:szCs w:val="28"/>
-        </w:rPr>
-        <w:t xml:space="preserve">Sinh ngày: </w:t>
-      </w:r>
-      <w:r>
-        <w:rPr>
-          <w:rFonts w:ascii="Times New Roman" w:hAnsi="Times New Roman"/>
-          <w:sz w:val="26"/>
-          <w:szCs w:val="26"/>
-        </w:rPr>
-        <w:t>12/07/1979</w:t>
-      </w:r>
-    </w:p>
-    <w:p>
-      <w:pPr>
-        <w:pStyle w:val="ListParagraph"/>
-        <w:numPr>
-          <w:ilvl w:val="2"/>
-          <w:numId w:val="8"/>
-        </w:numPr>
-        <w:spacing w:after="120" w:line="240" w:lineRule="auto"/>
-        <w:ind w:right="0"/>
-        <w:jc w:val="both"/>
-        <w:rPr>
-          <w:rFonts w:ascii="Times New Roman" w:hAnsi="Times New Roman"/>
-          <w:sz w:val="28"/>
-          <w:szCs w:val="28"/>
-        </w:rPr>
-      </w:pPr>
-      <w:r>
-        <w:rPr>
-          <w:rFonts w:ascii="Times New Roman" w:hAnsi="Times New Roman"/>
-          <w:sz w:val="28"/>
-          <w:szCs w:val="28"/>
-        </w:rPr>
-        <w:t xml:space="preserve">Giới tính: </w:t>
-      </w:r>
-      <w:r>
-        <w:rPr>
-          <w:rFonts w:ascii="Times New Roman" w:hAnsi="Times New Roman"/>
-          <w:sz w:val="26"/>
-          <w:szCs w:val="26"/>
-          <w:lang w:val="vi-VN"/>
-        </w:rPr>
-        <w:t>N</w:t>
-      </w:r>
-      <w:r>
-        <w:rPr>
-          <w:rFonts w:ascii="Times New Roman" w:hAnsi="Times New Roman"/>
-          <w:sz w:val="26"/>
-          <w:szCs w:val="26"/>
-        </w:rPr>
-        <w:t>am</w:t>
-      </w:r>
-    </w:p>
-    <w:p>
-      <w:pPr>
-        <w:pStyle w:val="ListParagraph"/>
-        <w:numPr>
-          <w:ilvl w:val="2"/>
-          <w:numId w:val="8"/>
-        </w:numPr>
-        <w:spacing w:after="120" w:line="240" w:lineRule="auto"/>
-        <w:ind w:right="0"/>
-        <w:jc w:val="both"/>
-        <w:rPr>
-          <w:rFonts w:ascii="Times New Roman" w:hAnsi="Times New Roman"/>
-          <w:sz w:val="28"/>
-          <w:szCs w:val="28"/>
-        </w:rPr>
-      </w:pPr>
-      <w:r>
-        <w:rPr>
-          <w:rFonts w:ascii="Times New Roman" w:hAnsi="Times New Roman"/>
-          <w:sz w:val="26"/>
-          <w:szCs w:val="26"/>
-        </w:rPr>
-        <w:t>Số định danh cá nhân</w:t>
-      </w:r>
-      <w:r>
-        <w:rPr>
-          <w:rFonts w:ascii="Times New Roman" w:hAnsi="Times New Roman"/>
-          <w:sz w:val="28"/>
-          <w:szCs w:val="28"/>
-        </w:rPr>
-        <w:t xml:space="preserve">: </w:t>
-      </w:r>
-    </w:p>
-    <w:p>
-      <w:pPr>
-        <w:pStyle w:val="ListParagraph"/>
-        <w:numPr>
-          <w:ilvl w:val="2"/>
-          <w:numId w:val="8"/>
-        </w:numPr>
-        <w:spacing w:after="120" w:line="240" w:lineRule="auto"/>
-        <w:ind w:right="0"/>
-        <w:jc w:val="both"/>
-        <w:rPr>
-          <w:rFonts w:ascii="Times New Roman" w:hAnsi="Times New Roman"/>
-          <w:sz w:val="28"/>
-          <w:szCs w:val="28"/>
-        </w:rPr>
-      </w:pPr>
-      <w:r>
-        <w:rPr>
-          <w:rFonts w:ascii="Times New Roman" w:hAnsi="Times New Roman"/>
-          <w:sz w:val="28"/>
-          <w:szCs w:val="28"/>
-        </w:rPr>
-        <w:t xml:space="preserve">Chức danh: </w:t>
-      </w:r>
-      <w:r>
-        <w:rPr>
-          <w:rFonts w:ascii="Times New Roman" w:hAnsi="Times New Roman"/>
-          <w:sz w:val="26"/>
-          <w:szCs w:val="26"/>
-        </w:rPr>
-        <w:t>Phó giám đốc</w:t>
-      </w:r>
-    </w:p>
-    <w:p>
-      <w:pPr>
-        <w:pStyle w:val="ListParagraph"/>
-        <w:numPr>
-          <w:ilvl w:val="2"/>
-          <w:numId w:val="8"/>
-        </w:numPr>
-        <w:spacing w:after="120" w:line="240" w:lineRule="auto"/>
-        <w:ind w:right="0"/>
-        <w:jc w:val="both"/>
-        <w:rPr>
-          <w:rFonts w:ascii="Times New Roman" w:hAnsi="Times New Roman"/>
-          <w:sz w:val="28"/>
-          <w:szCs w:val="28"/>
-        </w:rPr>
-      </w:pPr>
-      <w:r>
-        <w:rPr>
-          <w:rFonts w:ascii="Times New Roman" w:hAnsi="Times New Roman"/>
-          <w:sz w:val="26"/>
-          <w:szCs w:val="26"/>
-        </w:rPr>
-        <w:t>Quốc tịch: Trung Quốc</w:t>
-      </w:r>
-    </w:p>
-    <w:p>
-      <w:pPr>
-        <w:pStyle w:val="ListParagraph"/>
-        <w:numPr>
-          <w:ilvl w:val="2"/>
-          <w:numId w:val="8"/>
-        </w:numPr>
-        <w:spacing w:after="120" w:line="240" w:lineRule="auto"/>
-        <w:ind w:right="0"/>
-        <w:jc w:val="both"/>
-        <w:rPr>
-          <w:rFonts w:ascii="Times New Roman" w:hAnsi="Times New Roman"/>
-          <w:sz w:val="28"/>
-          <w:szCs w:val="28"/>
-        </w:rPr>
-      </w:pPr>
-      <w:r>
-        <w:rPr>
-          <w:rFonts w:ascii="Times New Roman" w:hAnsi="Times New Roman"/>
-          <w:sz w:val="26"/>
-          <w:szCs w:val="26"/>
-        </w:rPr>
-        <w:t>Loại giấy tờ pháp lý</w:t>
-      </w:r>
-      <w:r>
-        <w:rPr>
-          <w:rFonts w:ascii="Times New Roman" w:hAnsi="Times New Roman"/>
-          <w:sz w:val="26"/>
-          <w:szCs w:val="26"/>
-        </w:rPr>
-        <w:t>: Hộ chiếu nước ngoài</w:t>
-      </w:r>
-    </w:p>
-    <w:p>
-      <w:pPr>
-        <w:pStyle w:val="ListParagraph"/>
-        <w:numPr>
-          <w:ilvl w:val="2"/>
-          <w:numId w:val="8"/>
-        </w:numPr>
-        <w:spacing w:after="120" w:line="240" w:lineRule="auto"/>
-        <w:ind w:right="0"/>
-        <w:jc w:val="both"/>
-        <w:rPr>
-          <w:rFonts w:ascii="Times New Roman" w:hAnsi="Times New Roman"/>
-          <w:sz w:val="28"/>
-          <w:szCs w:val="28"/>
-        </w:rPr>
-      </w:pPr>
-      <w:r>
-        <w:rPr>
-          <w:rFonts w:ascii="Times New Roman" w:hAnsi="Times New Roman"/>
-          <w:sz w:val="26"/>
-          <w:szCs w:val="26"/>
-        </w:rPr>
-        <w:t>Số hộ chiếu: EJ4788340; ngày cấp:</w:t>
-      </w:r>
-      <w:r>
-        <w:rPr>
-          <w:rFonts w:ascii="Times New Roman" w:hAnsi="Times New Roman"/>
-          <w:sz w:val="26"/>
-          <w:szCs w:val="26"/>
-        </w:rPr>
-        <w:t xml:space="preserve"> </w:t>
-      </w:r>
-      <w:r>
-        <w:rPr>
-          <w:rFonts w:ascii="Times New Roman" w:hAnsi="Times New Roman"/>
-          <w:sz w:val="26"/>
-          <w:szCs w:val="26"/>
-        </w:rPr>
-        <w:t>14/04/2021</w:t>
-      </w:r>
-      <w:r>
-        <w:rPr>
-          <w:rFonts w:ascii="Times New Roman" w:hAnsi="Times New Roman"/>
-          <w:sz w:val="26"/>
-          <w:szCs w:val="26"/>
-        </w:rPr>
-        <w:t>;</w:t>
-      </w:r>
-      <w:r>
-        <w:rPr>
-          <w:rFonts w:ascii="Times New Roman" w:hAnsi="Times New Roman"/>
-          <w:sz w:val="26"/>
-          <w:szCs w:val="26"/>
-        </w:rPr>
-        <w:t xml:space="preserve"> Nơi cấp: Tổng lãnh sự quán CHND Trung Hoa tại Thành phố Hồ Chí Minh</w:t>
-      </w:r>
-    </w:p>
-    <w:p>
-      <w:pPr>
-        <w:pStyle w:val="ListParagraph"/>
-        <w:numPr>
-          <w:ilvl w:val="2"/>
-          <w:numId w:val="8"/>
-        </w:numPr>
-        <w:spacing w:after="120" w:line="240" w:lineRule="auto"/>
-        <w:ind w:right="0"/>
-        <w:jc w:val="both"/>
-        <w:rPr>
-          <w:rFonts w:ascii="Times New Roman" w:hAnsi="Times New Roman"/>
-          <w:sz w:val="28"/>
-          <w:szCs w:val="28"/>
-        </w:rPr>
-      </w:pPr>
-      <w:r>
-        <w:rPr>
-          <w:rFonts w:ascii="Times New Roman" w:hAnsi="Times New Roman"/>
-          <w:sz w:val="26"/>
-          <w:szCs w:val="26"/>
-        </w:rPr>
-        <w:t>Địa chỉ liên lạc</w:t>
-      </w:r>
-      <w:r>
-        <w:rPr>
-          <w:rFonts w:ascii="Times New Roman" w:hAnsi="Times New Roman"/>
-          <w:sz w:val="28"/>
-          <w:szCs w:val="28"/>
-        </w:rPr>
-        <w:t>:</w:t>
-      </w:r>
-      <w:r>
-        <w:rPr>
-          <w:rFonts w:ascii="Times New Roman" w:hAnsi="Times New Roman"/>
-          <w:sz w:val="28"/>
-          <w:szCs w:val="28"/>
-        </w:rPr>
-        <w:t xml:space="preserve"> </w:t>
-      </w:r>
-      <w:r>
-        <w:rPr>
-          <w:rFonts w:ascii="Times New Roman" w:hAnsi="Times New Roman"/>
-          <w:sz w:val="26"/>
-          <w:szCs w:val="26"/>
-        </w:rPr>
-        <w:t>Thửa đất số 12, Tờ bản đồ số 110, Khu phố Bình Thuận 2, Phường Thuận Giao, Thành phố Hồ Chí Minh</w:t>
-      </w:r>
-      <w:r>
-        <w:rPr>
-          <w:rFonts w:ascii="Times New Roman" w:hAnsi="Times New Roman"/>
-          <w:sz w:val="28"/>
-          <w:szCs w:val="28"/>
-        </w:rPr>
-        <w:t>, Việt Nam</w:t>
-      </w:r>
-    </w:p>
-    <w:p>
-      <w:pPr>
-        <w:pStyle w:val="ListParagraph"/>
-        <w:numPr>
-          <w:ilvl w:val="2"/>
-          <w:numId w:val="8"/>
-        </w:numPr>
-        <w:spacing w:after="120" w:line="240" w:lineRule="auto"/>
-        <w:ind w:right="0"/>
-        <w:jc w:val="both"/>
-        <w:rPr>
-          <w:rFonts w:ascii="Times New Roman" w:hAnsi="Times New Roman"/>
-          <w:sz w:val="28"/>
-          <w:szCs w:val="28"/>
-        </w:rPr>
-      </w:pPr>
-      <w:r>
-        <w:rPr>
-          <w:rFonts w:ascii="Times New Roman" w:hAnsi="Times New Roman"/>
-          <w:sz w:val="26"/>
-          <w:szCs w:val="26"/>
-        </w:rPr>
-        <w:t>Địa chỉ thường trú</w:t>
-      </w:r>
-      <w:r>
-        <w:rPr>
-          <w:rFonts w:ascii="Times New Roman" w:hAnsi="Times New Roman"/>
-          <w:sz w:val="28"/>
-          <w:szCs w:val="28"/>
-        </w:rPr>
-        <w:t>:</w:t>
-      </w:r>
-      <w:r>
-        <w:rPr>
-          <w:rFonts w:ascii="Times New Roman" w:hAnsi="Times New Roman"/>
-          <w:sz w:val="28"/>
-          <w:szCs w:val="28"/>
-        </w:rPr>
-        <w:t xml:space="preserve"> </w:t>
-      </w:r>
-      <w:r>
-        <w:rPr>
-          <w:rFonts w:ascii="Times New Roman" w:hAnsi="Times New Roman"/>
-          <w:sz w:val="26"/>
-          <w:szCs w:val="26"/>
-        </w:rPr>
-        <w:t>Vườn Xinlong, Đường Dongfeng West, Thị trấn Laolong, Huyện Longchuan,</w:t>
-      </w:r>
-      <w:r>
-        <w:rPr>
-          <w:rFonts w:ascii="Times New Roman" w:hAnsi="Times New Roman"/>
-          <w:sz w:val="26"/>
-          <w:szCs w:val="26"/>
-        </w:rPr>
-        <w:t xml:space="preserve"> </w:t>
-      </w:r>
-      <w:r>
-        <w:rPr>
-          <w:rFonts w:ascii="Times New Roman" w:hAnsi="Times New Roman"/>
-          <w:sz w:val="26"/>
-          <w:szCs w:val="26"/>
-        </w:rPr>
-        <w:t xml:space="preserve"> Thành phố Heyuan, Tỉnh Quảng Đông, Trung Quốc</w:t>
-      </w:r>
-    </w:p>
-    <w:p>
-      <w:pPr>
-        <w:pStyle w:val="ListParagraph"/>
-        <w:numPr>
-          <w:ilvl w:val="2"/>
-          <w:numId w:val="8"/>
-        </w:numPr>
-        <w:spacing w:after="120" w:line="240" w:lineRule="auto"/>
-        <w:ind w:right="0"/>
-        <w:jc w:val="both"/>
-        <w:rPr>
-          <w:rFonts w:ascii="Times New Roman" w:hAnsi="Times New Roman"/>
-          <w:sz w:val="28"/>
-          <w:szCs w:val="28"/>
-        </w:rPr>
-      </w:pPr>
-      <w:r>
-        <w:rPr>
-          <w:rFonts w:ascii="Times New Roman" w:hAnsi="Times New Roman"/>
-          <w:sz w:val="26"/>
-          <w:szCs w:val="26"/>
-        </w:rPr>
-        <w:t>Số điện thoại</w:t>
-      </w:r>
-      <w:r>
-        <w:rPr>
-          <w:rFonts w:ascii="Times New Roman" w:hAnsi="Times New Roman"/>
-          <w:sz w:val="28"/>
-          <w:szCs w:val="28"/>
-        </w:rPr>
-        <w:t>:</w:t>
-      </w:r>
-      <w:r>
-        <w:rPr>
-          <w:rFonts w:ascii="Times New Roman" w:hAnsi="Times New Roman"/>
-          <w:sz w:val="28"/>
-          <w:szCs w:val="28"/>
-        </w:rPr>
-        <w:t xml:space="preserve"> </w:t>
-      </w:r>
-      <w:r>
-        <w:rPr>
-          <w:rFonts w:ascii="Times New Roman" w:hAnsi="Times New Roman"/>
-          <w:sz w:val="26"/>
-          <w:szCs w:val="26"/>
-        </w:rPr>
-        <w:t xml:space="preserve">0938767090   </w:t>
-      </w:r>
-    </w:p>
-    <w:p>
-      <w:pPr>
-        <w:pStyle w:val="ListParagraph"/>
-        <w:spacing w:after="120" w:line="240" w:lineRule="auto"/>
-        <w:ind w:left="1800" w:right="0"/>
-        <w:jc w:val="both"/>
-        <w:rPr>
-          <w:rFonts w:ascii="Times New Roman" w:hAnsi="Times New Roman"/>
-          <w:sz w:val="28"/>
-          <w:szCs w:val="28"/>
-        </w:rPr>
-      </w:pPr>
-    </w:p>
-    <w:p>
-      <w:pPr>
-        <w:pStyle w:val="ListParagraph"/>
-        <w:spacing w:after="120" w:line="240" w:lineRule="auto"/>
-        <w:ind w:left="1800" w:right="0"/>
-        <w:jc w:val="both"/>
-        <w:rPr>
-          <w:rFonts w:ascii="Times New Roman" w:hAnsi="Times New Roman"/>
-          <w:sz w:val="28"/>
-          <w:szCs w:val="28"/>
-        </w:rPr>
-      </w:pPr>
-    </w:p>
-    <w:p>
-      <w:pPr>
-        <w:spacing w:after="120" w:line="240" w:lineRule="auto"/>
-        <w:ind w:left="0" w:right="0" w:firstLine="360"/>
-        <w:jc w:val="both"/>
-        <w:rPr>
           <w:rFonts w:ascii="Times New Roman" w:hAnsi="Times New Roman" w:cs="Times New Roman"/>
           <w:sz w:val="28"/>
           <w:szCs w:val="28"/>
         </w:rPr>
       </w:pPr>
-    </w:p>
-    <w:p>
-      <w:pPr>
-        <w:spacing w:after="120" w:line="240" w:lineRule="auto"/>
-        <w:ind w:left="0" w:right="0" w:firstLine="360"/>
-        <w:jc w:val="both"/>
-        <w:rPr>
-          <w:rFonts w:ascii="Times New Roman" w:hAnsi="Times New Roman"/>
-          <w:sz w:val="28"/>
-        </w:rPr>
-      </w:pPr>
       <w:r>
         <w:rPr>
           <w:rFonts w:ascii="Times New Roman" w:hAnsi="Times New Roman"/>
           <w:b/>
           <w:sz w:val="28"/>
         </w:rPr>
-        <w:t>Điều 3</w:t>
+        <w:t xml:space="preserve">Điều </w:t>
+      </w:r>
+      <w:r>
+        <w:rPr>
+          <w:rFonts w:ascii="Times New Roman" w:hAnsi="Times New Roman"/>
+          <w:b/>
+          <w:sz w:val="28"/>
+        </w:rPr>
+        <w:t>2</w:t>
       </w:r>
       <w:r>
         <w:rPr>
@@ -1756,28 +838,14 @@
           <w:rFonts w:ascii="Times New Roman" w:eastAsia="Times New Roman" w:hAnsi="Times New Roman" w:cs="Times New Roman"/>
           <w:sz w:val="26"/>
         </w:rPr>
-        <w:t>Thông qua việc thay đổi ngành nghề kinh doanh</w:t>
+        <w:t xml:space="preserve">Thông qua việc thay đổi ngành nghề kinh </w:t>
       </w:r>
       <w:r>
         <w:rPr>
           <w:rFonts w:ascii="Times New Roman" w:eastAsia="Times New Roman" w:hAnsi="Times New Roman" w:cs="Times New Roman"/>
           <w:sz w:val="26"/>
         </w:rPr>
-        <w:t xml:space="preserve"> theo </w:t>
-      </w:r>
-      <w:r>
-        <w:rPr>
-          <w:rFonts w:ascii="Times New Roman" w:eastAsia="Times New Roman" w:hAnsi="Times New Roman" w:cs="Times New Roman"/>
-          <w:sz w:val="26"/>
-        </w:rPr>
-        <w:t>Quyết định số 36/2025/QĐ-TTg</w:t>
-      </w:r>
-      <w:r>
-        <w:rPr>
-          <w:rFonts w:ascii="Times New Roman" w:eastAsia="Times New Roman" w:hAnsi="Times New Roman" w:cs="Times New Roman"/>
-          <w:sz w:val="26"/>
-        </w:rPr>
-        <w:t xml:space="preserve"> của thủ tướng chính phủ</w:t>
+        <w:t>doanh</w:t>
       </w:r>
       <w:r>
         <w:rPr>
@@ -1786,51 +854,6 @@
         </w:rPr>
         <w:t>:</w:t>
       </w:r>
-    </w:p>
-    <w:p>
-      <w:pPr>
-        <w:spacing w:after="120" w:line="240" w:lineRule="auto"/>
-        <w:ind w:left="0" w:right="0" w:firstLine="360"/>
-        <w:jc w:val="both"/>
-        <w:rPr>
-          <w:rFonts w:ascii="Times New Roman" w:hAnsi="Times New Roman"/>
-          <w:sz w:val="28"/>
-        </w:rPr>
-      </w:pPr>
-    </w:p>
-    <w:p>
-      <w:pPr>
-        <w:spacing w:after="120" w:line="240" w:lineRule="auto"/>
-        <w:ind w:left="0" w:right="0" w:firstLine="360"/>
-        <w:jc w:val="both"/>
-        <w:rPr>
-          <w:rFonts w:ascii="Times New Roman" w:hAnsi="Times New Roman"/>
-          <w:sz w:val="28"/>
-        </w:rPr>
-      </w:pPr>
-    </w:p>
-    <w:p>
-      <w:pPr>
-        <w:spacing w:after="120" w:line="240" w:lineRule="auto"/>
-        <w:ind w:left="0" w:right="0" w:firstLine="360"/>
-        <w:jc w:val="both"/>
-        <w:rPr>
-          <w:rFonts w:ascii="Times New Roman" w:hAnsi="Times New Roman"/>
-          <w:sz w:val="28"/>
-        </w:rPr>
-      </w:pPr>
-    </w:p>
-    <w:p>
-      <w:pPr>
-        <w:spacing w:after="120" w:line="240" w:lineRule="auto"/>
-        <w:ind w:left="0" w:right="0" w:firstLine="360"/>
-        <w:jc w:val="both"/>
-        <w:rPr>
-          <w:rFonts w:ascii="Times New Roman" w:hAnsi="Times New Roman" w:cs="Times New Roman"/>
-          <w:sz w:val="28"/>
-          <w:szCs w:val="28"/>
-        </w:rPr>
-      </w:pPr>
     </w:p>
     <w:p>
       <w:pPr>
@@ -1864,18 +887,6 @@
         </w:rPr>
         <w:t>Bổ sung ngành, nghề kinh doanh sau:</w:t>
       </w:r>
-    </w:p>
-    <w:p>
-      <w:pPr>
-        <w:spacing w:after="120" w:line="240" w:lineRule="auto"/>
-        <w:ind w:left="720" w:right="0"/>
-        <w:contextualSpacing/>
-        <w:jc w:val="both"/>
-        <w:rPr>
-          <w:rFonts w:ascii="Times New Roman" w:eastAsia="Times New Roman" w:hAnsi="Times New Roman" w:cs="Times New Roman"/>
-          <w:sz w:val="26"/>
-        </w:rPr>
-      </w:pPr>
     </w:p>
     <w:tbl>
       <w:tblPr>
@@ -1893,14 +904,14 @@
       </w:tblPr>
       <w:tblGrid>
         <w:gridCol w:w="1478"/>
-        <w:gridCol w:w="4224"/>
+        <w:gridCol w:w="4309"/>
         <w:gridCol w:w="1808"/>
-        <w:gridCol w:w="1704"/>
+        <w:gridCol w:w="1619"/>
       </w:tblGrid>
       <w:tr>
         <w:tc>
           <w:tcPr>
-            <w:tcW w:w="1344" w:type="dxa"/>
+            <w:tcW w:w="1478" w:type="dxa"/>
           </w:tcPr>
           <w:p>
             <w:pPr>
@@ -1925,7 +936,7 @@
         </w:tc>
         <w:tc>
           <w:tcPr>
-            <w:tcW w:w="5203" w:type="dxa"/>
+            <w:tcW w:w="5072" w:type="dxa"/>
           </w:tcPr>
           <w:p>
             <w:pPr>
@@ -1970,7 +981,7 @@
         </w:tc>
         <w:tc>
           <w:tcPr>
-            <w:tcW w:w="615" w:type="dxa"/>
+            <w:tcW w:w="1013" w:type="dxa"/>
           </w:tcPr>
           <w:p>
             <w:pPr>
@@ -1995,7 +1006,7 @@
         </w:tc>
         <w:tc>
           <w:tcPr>
-            <w:tcW w:w="2052" w:type="dxa"/>
+            <w:tcW w:w="1651" w:type="dxa"/>
           </w:tcPr>
           <w:p>
             <w:pPr>
@@ -2023,7 +1034,7 @@
       <w:tr>
         <w:tc>
           <w:tcPr>
-            <w:tcW w:w="1321" w:type="dxa"/>
+            <w:tcW w:w="1478" w:type="dxa"/>
           </w:tcPr>
           <w:p>
             <w:pPr>
@@ -2041,93 +1052,107 @@
         </w:tc>
         <w:tc>
           <w:tcPr>
-            <w:tcW w:w="5076" w:type="dxa"/>
-          </w:tcPr>
-          <w:p>
-            <w:pPr>
-              <w:rPr>
-                <w:rFonts w:ascii="Times New Roman" w:hAnsi="Times New Roman" w:cs="Times New Roman"/>
-              </w:rPr>
-            </w:pPr>
-            <w:r>
-              <w:rPr>
-                <w:rFonts w:ascii="Times New Roman" w:hAnsi="Times New Roman" w:cs="Times New Roman"/>
-              </w:rPr>
-              <w:t>Bán buôn vật liệu, thiết bị lắp đặt khác trong xây dựng</w:t>
-            </w:r>
-            <w:r>
-              <w:rPr>
-                <w:rFonts w:ascii="Times New Roman" w:hAnsi="Times New Roman" w:cs="Times New Roman"/>
-              </w:rPr>
-              <w:br/>
-              <w:t>Chi tiết: Bán buôn kính xây dựng, đồ ngũ kim</w:t>
-            </w:r>
-          </w:p>
-        </w:tc>
-        <w:tc>
-          <w:tcPr>
-            <w:tcW w:w="803" w:type="dxa"/>
-          </w:tcPr>
-          <w:p>
-            <w:pPr>
-              <w:rPr>
-                <w:rFonts w:ascii="Times New Roman" w:hAnsi="Times New Roman" w:cs="Times New Roman"/>
-              </w:rPr>
-            </w:pPr>
-            <w:r>
-              <w:rPr>
-                <w:rFonts w:ascii="Times New Roman" w:hAnsi="Times New Roman" w:cs="Times New Roman"/>
-              </w:rPr>
-              <w:t>4673</w:t>
-            </w:r>
-          </w:p>
-        </w:tc>
-        <w:tc>
-          <w:tcPr>
-            <w:tcW w:w="2014" w:type="dxa"/>
-          </w:tcPr>
-          <w:p>
-            <w:pPr>
-              <w:rPr>
-                <w:rFonts w:ascii="Times New Roman" w:hAnsi="Times New Roman" w:cs="Times New Roman"/>
-              </w:rPr>
-            </w:pPr>
+            <w:tcW w:w="5072" w:type="dxa"/>
+          </w:tcPr>
+          <w:p>
+            <w:pPr>
+              <w:rPr>
+                <w:rFonts w:ascii="Times New Roman" w:hAnsi="Times New Roman" w:cs="Times New Roman"/>
+                <w:b/>
+              </w:rPr>
+            </w:pPr>
+            <w:r>
+              <w:rPr>
+                <w:rFonts w:ascii="Times New Roman" w:hAnsi="Times New Roman" w:cs="Times New Roman"/>
+                <w:b/>
+              </w:rPr>
+              <w:t>Sản xuất giường, tủ, bàn, ghế bằng gỗ</w:t>
+            </w:r>
+          </w:p>
+          <w:p>
+            <w:pPr>
+              <w:rPr>
+                <w:rFonts w:ascii="Times New Roman" w:hAnsi="Times New Roman" w:cs="Times New Roman"/>
+              </w:rPr>
+            </w:pPr>
+            <w:r>
+              <w:rPr>
+                <w:rFonts w:ascii="Times New Roman" w:hAnsi="Times New Roman" w:cs="Times New Roman"/>
+              </w:rPr>
+              <w:t>Chi tiết: Sản xuất giường, tủ, bàn, ghế bằng gỗ, hàng nội thất và ngoại thất bằng gỗ</w:t>
+            </w:r>
+          </w:p>
+        </w:tc>
+        <w:tc>
+          <w:tcPr>
+            <w:tcW w:w="1013" w:type="dxa"/>
+          </w:tcPr>
+          <w:p>
+            <w:pPr>
+              <w:rPr>
+                <w:rFonts w:ascii="Times New Roman" w:hAnsi="Times New Roman" w:cs="Times New Roman"/>
+              </w:rPr>
+            </w:pPr>
+            <w:r>
+              <w:rPr>
+                <w:rFonts w:ascii="Times New Roman" w:hAnsi="Times New Roman" w:cs="Times New Roman"/>
+              </w:rPr>
+              <w:t>3101</w:t>
+            </w:r>
+          </w:p>
+        </w:tc>
+        <w:tc>
+          <w:tcPr>
+            <w:tcW w:w="1651" w:type="dxa"/>
+          </w:tcPr>
+          <w:p>
+            <w:pPr>
+              <w:rPr>
+                <w:rFonts w:ascii="Times New Roman" w:hAnsi="Times New Roman" w:cs="Times New Roman"/>
+              </w:rPr>
+            </w:pPr>
+            <w:r>
+              <w:rPr>
+                <w:rFonts w:ascii="Times New Roman" w:hAnsi="Times New Roman" w:cs="Times New Roman"/>
+              </w:rPr>
+              <w:t>X</w:t>
+            </w:r>
           </w:p>
         </w:tc>
       </w:tr>
       <w:tr>
         <w:tc>
           <w:tcPr>
-            <w:tcW w:w="1321" w:type="dxa"/>
-          </w:tcPr>
-          <w:p>
-            <w:pPr>
-              <w:rPr>
-                <w:rFonts w:ascii="Times New Roman" w:hAnsi="Times New Roman" w:cs="Times New Roman"/>
-              </w:rPr>
-            </w:pPr>
-            <w:r>
-              <w:rPr>
-                <w:rFonts w:ascii="Times New Roman" w:hAnsi="Times New Roman" w:cs="Times New Roman"/>
-              </w:rPr>
-              <w:lastRenderedPageBreak/>
+            <w:tcW w:w="1478" w:type="dxa"/>
+          </w:tcPr>
+          <w:p>
+            <w:pPr>
+              <w:rPr>
+                <w:rFonts w:ascii="Times New Roman" w:hAnsi="Times New Roman" w:cs="Times New Roman"/>
+              </w:rPr>
+            </w:pPr>
+            <w:r>
+              <w:rPr>
+                <w:rFonts w:ascii="Times New Roman" w:hAnsi="Times New Roman" w:cs="Times New Roman"/>
+              </w:rPr>
               <w:t>2</w:t>
             </w:r>
           </w:p>
         </w:tc>
         <w:tc>
           <w:tcPr>
-            <w:tcW w:w="5076" w:type="dxa"/>
-          </w:tcPr>
-          <w:p>
-            <w:pPr>
-              <w:rPr>
-                <w:rFonts w:ascii="Times New Roman" w:hAnsi="Times New Roman" w:cs="Times New Roman"/>
-              </w:rPr>
-            </w:pPr>
-            <w:r>
-              <w:rPr>
-                <w:rFonts w:ascii="Times New Roman" w:hAnsi="Times New Roman" w:cs="Times New Roman"/>
+            <w:tcW w:w="5072" w:type="dxa"/>
+          </w:tcPr>
+          <w:p>
+            <w:pPr>
+              <w:rPr>
+                <w:rFonts w:ascii="Times New Roman" w:hAnsi="Times New Roman" w:cs="Times New Roman"/>
+              </w:rPr>
+            </w:pPr>
+            <w:r>
+              <w:rPr>
+                <w:rFonts w:ascii="Times New Roman" w:hAnsi="Times New Roman" w:cs="Times New Roman"/>
+                <w:b/>
               </w:rPr>
               <w:t>Bán buôn chuyên doanh khác chưa được phân vào đâu</w:t>
             </w:r>
@@ -2136,13 +1161,13 @@
                 <w:rFonts w:ascii="Times New Roman" w:hAnsi="Times New Roman" w:cs="Times New Roman"/>
               </w:rPr>
               <w:br/>
-              <w:t>Chi tiết: Bán buôn sản phẩm bằng inox</w:t>
-            </w:r>
-          </w:p>
-        </w:tc>
-        <w:tc>
-          <w:tcPr>
-            <w:tcW w:w="803" w:type="dxa"/>
+              <w:t>Chi tiết: Bán buôn nguyên phụ liệu ngành gỗ gia dụng: gỗ, sơn, mút xốp, bao bì , thùng carton</w:t>
+            </w:r>
+          </w:p>
+        </w:tc>
+        <w:tc>
+          <w:tcPr>
+            <w:tcW w:w="1013" w:type="dxa"/>
           </w:tcPr>
           <w:p>
             <w:pPr>
@@ -2160,7 +1185,7 @@
         </w:tc>
         <w:tc>
           <w:tcPr>
-            <w:tcW w:w="2014" w:type="dxa"/>
+            <w:tcW w:w="1651" w:type="dxa"/>
           </w:tcPr>
           <w:p>
             <w:pPr>
@@ -2174,7 +1199,7 @@
       <w:tr>
         <w:tc>
           <w:tcPr>
-            <w:tcW w:w="1321" w:type="dxa"/>
+            <w:tcW w:w="1478" w:type="dxa"/>
           </w:tcPr>
           <w:p>
             <w:pPr>
@@ -2192,43 +1217,174 @@
         </w:tc>
         <w:tc>
           <w:tcPr>
-            <w:tcW w:w="5076" w:type="dxa"/>
-          </w:tcPr>
-          <w:p>
-            <w:pPr>
-              <w:rPr>
-                <w:rFonts w:ascii="Times New Roman" w:hAnsi="Times New Roman" w:cs="Times New Roman"/>
-              </w:rPr>
-            </w:pPr>
-            <w:r>
-              <w:rPr>
-                <w:rFonts w:ascii="Times New Roman" w:hAnsi="Times New Roman" w:cs="Times New Roman"/>
-              </w:rPr>
-              <w:t>Hoạt động hành chính và hỗ trợ văn phòng</w:t>
-            </w:r>
-          </w:p>
-        </w:tc>
-        <w:tc>
-          <w:tcPr>
-            <w:tcW w:w="803" w:type="dxa"/>
-          </w:tcPr>
-          <w:p>
-            <w:pPr>
-              <w:rPr>
-                <w:rFonts w:ascii="Times New Roman" w:hAnsi="Times New Roman" w:cs="Times New Roman"/>
-              </w:rPr>
-            </w:pPr>
-            <w:r>
-              <w:rPr>
-                <w:rFonts w:ascii="Times New Roman" w:hAnsi="Times New Roman" w:cs="Times New Roman"/>
-              </w:rPr>
-              <w:t>8210</w:t>
-            </w:r>
-          </w:p>
-        </w:tc>
-        <w:tc>
-          <w:tcPr>
-            <w:tcW w:w="2014" w:type="dxa"/>
+            <w:tcW w:w="5072" w:type="dxa"/>
+          </w:tcPr>
+          <w:p>
+            <w:pPr>
+              <w:rPr>
+                <w:rFonts w:ascii="Times New Roman" w:hAnsi="Times New Roman" w:cs="Times New Roman"/>
+                <w:b/>
+              </w:rPr>
+            </w:pPr>
+            <w:r>
+              <w:rPr>
+                <w:rFonts w:ascii="Times New Roman" w:hAnsi="Times New Roman" w:cs="Times New Roman"/>
+                <w:b/>
+              </w:rPr>
+              <w:t>Bán buôn vật liệu, thiết bị lắp đặt khác trong xây dựng</w:t>
+            </w:r>
+          </w:p>
+          <w:p>
+            <w:pPr>
+              <w:spacing w:after="160" w:line="259" w:lineRule="auto"/>
+              <w:ind w:left="0" w:right="0"/>
+              <w:rPr>
+                <w:rFonts w:ascii="Times New Roman" w:hAnsi="Times New Roman" w:cs="Times New Roman"/>
+              </w:rPr>
+            </w:pPr>
+            <w:r>
+              <w:rPr>
+                <w:rFonts w:ascii="Times New Roman" w:hAnsi="Times New Roman" w:cs="Times New Roman"/>
+              </w:rPr>
+              <w:lastRenderedPageBreak/>
+              <w:t xml:space="preserve">Chi tiết: </w:t>
+            </w:r>
+          </w:p>
+          <w:p>
+            <w:pPr>
+              <w:spacing w:after="160" w:line="259" w:lineRule="auto"/>
+              <w:ind w:left="0" w:right="0"/>
+              <w:rPr>
+                <w:rFonts w:ascii="Times New Roman" w:hAnsi="Times New Roman" w:cs="Times New Roman"/>
+              </w:rPr>
+            </w:pPr>
+            <w:r>
+              <w:rPr>
+                <w:rFonts w:ascii="Times New Roman" w:hAnsi="Times New Roman" w:cs="Times New Roman"/>
+              </w:rPr>
+              <w:t xml:space="preserve"> - Bán buôn ván lạng, ván MDF, ván tạp, ván PB - Bán buôn gỗ các loại: gỗ tròn, gỗ xẻ, ván, gỗ ngành xây dựng - Bán buôn ngũ kim công nghiệp</w:t>
+            </w:r>
+          </w:p>
+          <w:p>
+            <w:pPr>
+              <w:rPr>
+                <w:rFonts w:ascii="Times New Roman" w:hAnsi="Times New Roman" w:cs="Times New Roman"/>
+              </w:rPr>
+            </w:pPr>
+            <w:r>
+              <w:rPr>
+                <w:rFonts w:ascii="Times New Roman" w:hAnsi="Times New Roman" w:cs="Times New Roman"/>
+              </w:rPr>
+              <w:t>-Thực hiện quyền xuất khẩu, quyền nhập khẩu, quyền phân phối bán buôn các hàng hóa không thuộc danh mục hàng hóa cấm xuất khẩu, cấm nhập khẩu và danh mục hàng hóa không được phân phối theo quy định của pháp luật Việt Nam hoặc không thuộc diện hạn chế theo cam kết quốc tế trong các điều ước quốc tế mà Việt Nam là thành viên (CPC 622).</w:t>
+            </w:r>
+          </w:p>
+        </w:tc>
+        <w:tc>
+          <w:tcPr>
+            <w:tcW w:w="1013" w:type="dxa"/>
+          </w:tcPr>
+          <w:p>
+            <w:pPr>
+              <w:rPr>
+                <w:rFonts w:ascii="Times New Roman" w:hAnsi="Times New Roman" w:cs="Times New Roman"/>
+              </w:rPr>
+            </w:pPr>
+            <w:r>
+              <w:rPr>
+                <w:rFonts w:ascii="Times New Roman" w:hAnsi="Times New Roman" w:cs="Times New Roman"/>
+              </w:rPr>
+              <w:lastRenderedPageBreak/>
+              <w:t>4673</w:t>
+            </w:r>
+          </w:p>
+        </w:tc>
+        <w:tc>
+          <w:tcPr>
+            <w:tcW w:w="1651" w:type="dxa"/>
+          </w:tcPr>
+          <w:p>
+            <w:pPr>
+              <w:rPr>
+                <w:rFonts w:ascii="Times New Roman" w:hAnsi="Times New Roman" w:cs="Times New Roman"/>
+              </w:rPr>
+            </w:pPr>
+          </w:p>
+        </w:tc>
+      </w:tr>
+      <w:tr>
+        <w:tc>
+          <w:tcPr>
+            <w:tcW w:w="1478" w:type="dxa"/>
+          </w:tcPr>
+          <w:p>
+            <w:pPr>
+              <w:rPr>
+                <w:rFonts w:ascii="Times New Roman" w:hAnsi="Times New Roman" w:cs="Times New Roman"/>
+              </w:rPr>
+            </w:pPr>
+            <w:r>
+              <w:rPr>
+                <w:rFonts w:ascii="Times New Roman" w:hAnsi="Times New Roman" w:cs="Times New Roman"/>
+              </w:rPr>
+              <w:t>4</w:t>
+            </w:r>
+          </w:p>
+        </w:tc>
+        <w:tc>
+          <w:tcPr>
+            <w:tcW w:w="5072" w:type="dxa"/>
+          </w:tcPr>
+          <w:p>
+            <w:pPr>
+              <w:rPr>
+                <w:rFonts w:ascii="Times New Roman" w:hAnsi="Times New Roman" w:cs="Times New Roman"/>
+                <w:b/>
+              </w:rPr>
+            </w:pPr>
+            <w:r>
+              <w:rPr>
+                <w:rFonts w:ascii="Times New Roman" w:hAnsi="Times New Roman" w:cs="Times New Roman"/>
+                <w:b/>
+              </w:rPr>
+              <w:t>Kiểm tra và phân tích kỹ thuật</w:t>
+            </w:r>
+          </w:p>
+          <w:p>
+            <w:pPr>
+              <w:rPr>
+                <w:rFonts w:ascii="Times New Roman" w:hAnsi="Times New Roman" w:cs="Times New Roman"/>
+                <w:b/>
+              </w:rPr>
+            </w:pPr>
+            <w:r>
+              <w:rPr>
+                <w:rFonts w:ascii="Times New Roman" w:hAnsi="Times New Roman" w:cs="Times New Roman"/>
+              </w:rPr>
+              <w:t>Chi tiết: kiểm tra lý, hóa và các phân tích khác của tất cả các loại vật liệu và sản phẩm</w:t>
+            </w:r>
+          </w:p>
+        </w:tc>
+        <w:tc>
+          <w:tcPr>
+            <w:tcW w:w="1013" w:type="dxa"/>
+          </w:tcPr>
+          <w:p>
+            <w:pPr>
+              <w:rPr>
+                <w:rFonts w:ascii="Times New Roman" w:hAnsi="Times New Roman" w:cs="Times New Roman"/>
+              </w:rPr>
+            </w:pPr>
+            <w:r>
+              <w:rPr>
+                <w:rFonts w:ascii="Times New Roman" w:hAnsi="Times New Roman" w:cs="Times New Roman"/>
+              </w:rPr>
+              <w:t>7120</w:t>
+            </w:r>
+          </w:p>
+        </w:tc>
+        <w:tc>
+          <w:tcPr>
+            <w:tcW w:w="1651" w:type="dxa"/>
           </w:tcPr>
           <w:p>
             <w:pPr>
@@ -2240,6 +1396,18 @@
         </w:tc>
       </w:tr>
     </w:tbl>
+    <w:p>
+      <w:pPr>
+        <w:spacing w:after="120" w:line="240" w:lineRule="auto"/>
+        <w:ind w:left="720" w:right="0"/>
+        <w:contextualSpacing/>
+        <w:jc w:val="both"/>
+        <w:rPr>
+          <w:rFonts w:ascii="Times New Roman" w:eastAsia="Times New Roman" w:hAnsi="Times New Roman" w:cs="Times New Roman"/>
+          <w:sz w:val="26"/>
+        </w:rPr>
+      </w:pPr>
+    </w:p>
     <w:p>
       <w:pPr>
         <w:spacing w:after="120" w:line="240" w:lineRule="auto"/>
@@ -2289,9 +1457,9 @@
       </w:tblPr>
       <w:tblGrid>
         <w:gridCol w:w="1478"/>
-        <w:gridCol w:w="4025"/>
-        <w:gridCol w:w="2190"/>
-        <w:gridCol w:w="1521"/>
+        <w:gridCol w:w="4029"/>
+        <w:gridCol w:w="2189"/>
+        <w:gridCol w:w="1518"/>
       </w:tblGrid>
       <w:tr>
         <w:tc>
@@ -2441,22 +1609,69 @@
           </w:tcPr>
           <w:p>
             <w:pPr>
-              <w:rPr>
-                <w:rFonts w:ascii="Times New Roman" w:hAnsi="Times New Roman" w:cs="Times New Roman"/>
-              </w:rPr>
-            </w:pPr>
-            <w:r>
-              <w:rPr>
-                <w:rFonts w:ascii="Times New Roman" w:hAnsi="Times New Roman" w:cs="Times New Roman"/>
+              <w:spacing w:after="160" w:line="259" w:lineRule="auto"/>
+              <w:ind w:left="0" w:right="0"/>
+              <w:rPr>
+                <w:rFonts w:ascii="Times New Roman" w:hAnsi="Times New Roman" w:cs="Times New Roman"/>
+                <w:b/>
+              </w:rPr>
+            </w:pPr>
+            <w:r>
+              <w:rPr>
+                <w:rFonts w:ascii="Times New Roman" w:hAnsi="Times New Roman" w:cs="Times New Roman"/>
+                <w:b/>
               </w:rPr>
               <w:t>Bán buôn vật liệu, thiết bị lắp đặt khác trong xây dựng</w:t>
             </w:r>
-            <w:r>
-              <w:rPr>
-                <w:rFonts w:ascii="Times New Roman" w:hAnsi="Times New Roman" w:cs="Times New Roman"/>
-              </w:rPr>
-              <w:br/>
-              <w:t>Chi tiết: Bán buôn kính xây dựng, đồ ngũ kim</w:t>
+          </w:p>
+          <w:p>
+            <w:pPr>
+              <w:spacing w:after="160" w:line="259" w:lineRule="auto"/>
+              <w:ind w:left="0" w:right="0"/>
+              <w:rPr>
+                <w:rFonts w:ascii="Times New Roman" w:hAnsi="Times New Roman" w:cs="Times New Roman"/>
+              </w:rPr>
+            </w:pPr>
+            <w:r>
+              <w:rPr>
+                <w:rFonts w:ascii="Times New Roman" w:hAnsi="Times New Roman" w:cs="Times New Roman"/>
+              </w:rPr>
+              <w:t xml:space="preserve">Chi tiết: </w:t>
+            </w:r>
+          </w:p>
+          <w:p>
+            <w:pPr>
+              <w:spacing w:after="160" w:line="259" w:lineRule="auto"/>
+              <w:ind w:left="0" w:right="0"/>
+              <w:rPr>
+                <w:rFonts w:ascii="Times New Roman" w:hAnsi="Times New Roman" w:cs="Times New Roman"/>
+              </w:rPr>
+            </w:pPr>
+            <w:r>
+              <w:rPr>
+                <w:rFonts w:ascii="Times New Roman" w:hAnsi="Times New Roman" w:cs="Times New Roman"/>
+              </w:rPr>
+              <w:t>- Bán buôn ván lạng, ván MDF, ván tạp, ván PB - Bán buôn gỗ các loại: gỗ tròn, gỗ xẻ, ván, gỗ ngành xây dựng - Bán buôn ngũ kim công nghiệp</w:t>
+            </w:r>
+          </w:p>
+          <w:p>
+            <w:pPr>
+              <w:rPr>
+                <w:rFonts w:ascii="Times New Roman" w:hAnsi="Times New Roman" w:cs="Times New Roman"/>
+              </w:rPr>
+            </w:pPr>
+            <w:r>
+              <w:rPr>
+                <w:rFonts w:ascii="Times New Roman" w:hAnsi="Times New Roman" w:cs="Times New Roman"/>
+              </w:rPr>
+              <w:t xml:space="preserve">-Thực hiện quyền xuất khẩu, quyền nhập khẩu, quyền phân phối bán buôn các hàng hóa không thuộc danh mục hàng hóa cấm xuất khẩu, cấm nhập khẩu và danh mục hàng hóa không được phân phối theo quy định của pháp luật Việt </w:t>
+            </w:r>
+            <w:r>
+              <w:rPr>
+                <w:rFonts w:ascii="Times New Roman" w:hAnsi="Times New Roman" w:cs="Times New Roman"/>
+              </w:rPr>
+              <w:lastRenderedPageBreak/>
+              <w:t>Nam hoặc không thuộc diện hạn chế theo cam kết quốc tế trong các điều ước quốc tế mà Việt Nam là thành viên (CPC 622).</w:t>
             </w:r>
           </w:p>
         </w:tc>
@@ -2474,6 +1689,7 @@
               <w:rPr>
                 <w:rFonts w:ascii="Times New Roman" w:hAnsi="Times New Roman" w:cs="Times New Roman"/>
               </w:rPr>
+              <w:lastRenderedPageBreak/>
               <w:t>4663</w:t>
             </w:r>
           </w:p>
@@ -2523,6 +1739,7 @@
             <w:r>
               <w:rPr>
                 <w:rFonts w:ascii="Times New Roman" w:hAnsi="Times New Roman" w:cs="Times New Roman"/>
+                <w:b/>
               </w:rPr>
               <w:t>Bán buôn chuyên doanh khác chưa được phân vào đâu</w:t>
             </w:r>
@@ -2531,7 +1748,7 @@
                 <w:rFonts w:ascii="Times New Roman" w:hAnsi="Times New Roman" w:cs="Times New Roman"/>
               </w:rPr>
               <w:br/>
-              <w:t>Chi tiết: Bán buôn sản phẩm bằng inox</w:t>
+              <w:t>Chi tiết: Bán buôn nguyên phụ liệu ngành gỗ gia dụng: gỗ, sơn, mút xốp, bao bì , thùng carton</w:t>
             </w:r>
           </w:p>
         </w:tc>
@@ -2593,13 +1810,28 @@
             <w:pPr>
               <w:rPr>
                 <w:rFonts w:ascii="Times New Roman" w:hAnsi="Times New Roman" w:cs="Times New Roman"/>
-              </w:rPr>
-            </w:pPr>
-            <w:r>
-              <w:rPr>
-                <w:rFonts w:ascii="Times New Roman" w:hAnsi="Times New Roman" w:cs="Times New Roman"/>
-              </w:rPr>
-              <w:t>Photo, chuẩn bị tài liệu và các hoạt động hỗ trợ văn phòng đặc biệt khác</w:t>
+                <w:b/>
+              </w:rPr>
+            </w:pPr>
+            <w:r>
+              <w:rPr>
+                <w:rFonts w:ascii="Times New Roman" w:hAnsi="Times New Roman" w:cs="Times New Roman"/>
+                <w:b/>
+              </w:rPr>
+              <w:t>Sản xuất giường, tủ, bàn, ghế</w:t>
+            </w:r>
+          </w:p>
+          <w:p>
+            <w:pPr>
+              <w:rPr>
+                <w:rFonts w:ascii="Times New Roman" w:hAnsi="Times New Roman" w:cs="Times New Roman"/>
+              </w:rPr>
+            </w:pPr>
+            <w:r>
+              <w:rPr>
+                <w:rFonts w:ascii="Times New Roman" w:hAnsi="Times New Roman" w:cs="Times New Roman"/>
+              </w:rPr>
+              <w:t>Chi tiết: Sản xuất giường, tủ, bàn, ghế bằng gỗ, hàng nội thất và ngoại thất bằng gỗ</w:t>
             </w:r>
           </w:p>
         </w:tc>
@@ -2617,7 +1849,7 @@
               <w:rPr>
                 <w:rFonts w:ascii="Times New Roman" w:hAnsi="Times New Roman" w:cs="Times New Roman"/>
               </w:rPr>
-              <w:t>8219</w:t>
+              <w:t>3100</w:t>
             </w:r>
           </w:p>
         </w:tc>
@@ -2682,14 +1914,14 @@
       </w:tblPr>
       <w:tblGrid>
         <w:gridCol w:w="1478"/>
-        <w:gridCol w:w="4023"/>
-        <w:gridCol w:w="2191"/>
-        <w:gridCol w:w="1522"/>
+        <w:gridCol w:w="4029"/>
+        <w:gridCol w:w="2189"/>
+        <w:gridCol w:w="1518"/>
       </w:tblGrid>
       <w:tr>
         <w:tc>
           <w:tcPr>
-            <w:tcW w:w="810" w:type="dxa"/>
+            <w:tcW w:w="1478" w:type="dxa"/>
           </w:tcPr>
           <w:p>
             <w:pPr>
@@ -2714,7 +1946,7 @@
         </w:tc>
         <w:tc>
           <w:tcPr>
-            <w:tcW w:w="4435" w:type="dxa"/>
+            <w:tcW w:w="4029" w:type="dxa"/>
           </w:tcPr>
           <w:p>
             <w:pPr>
@@ -2738,7 +1970,7 @@
         </w:tc>
         <w:tc>
           <w:tcPr>
-            <w:tcW w:w="2268" w:type="dxa"/>
+            <w:tcW w:w="2189" w:type="dxa"/>
           </w:tcPr>
           <w:p>
             <w:pPr>
@@ -2763,7 +1995,7 @@
         </w:tc>
         <w:tc>
           <w:tcPr>
-            <w:tcW w:w="1701" w:type="dxa"/>
+            <w:tcW w:w="1518" w:type="dxa"/>
           </w:tcPr>
           <w:p>
             <w:pPr>
@@ -2791,7 +2023,7 @@
       <w:tr>
         <w:tc>
           <w:tcPr>
-            <w:tcW w:w="810" w:type="dxa"/>
+            <w:tcW w:w="1478" w:type="dxa"/>
           </w:tcPr>
           <w:p>
             <w:pPr>
@@ -2809,19 +2041,34 @@
         </w:tc>
         <w:tc>
           <w:tcPr>
-            <w:tcW w:w="4435" w:type="dxa"/>
-          </w:tcPr>
-          <w:p>
-            <w:pPr>
-              <w:rPr>
-                <w:rFonts w:ascii="Times New Roman" w:hAnsi="Times New Roman" w:cs="Times New Roman"/>
-              </w:rPr>
-            </w:pPr>
-            <w:r>
-              <w:rPr>
-                <w:rFonts w:ascii="Times New Roman" w:hAnsi="Times New Roman" w:cs="Times New Roman"/>
-              </w:rPr>
-              <w:t>Sản xuất kim loại quý và kim loại màu</w:t>
+            <w:tcW w:w="4029" w:type="dxa"/>
+          </w:tcPr>
+          <w:p>
+            <w:pPr>
+              <w:rPr>
+                <w:rFonts w:ascii="Times New Roman" w:hAnsi="Times New Roman" w:cs="Times New Roman"/>
+                <w:b/>
+              </w:rPr>
+            </w:pPr>
+            <w:r>
+              <w:rPr>
+                <w:rFonts w:ascii="Times New Roman" w:hAnsi="Times New Roman" w:cs="Times New Roman"/>
+                <w:b/>
+              </w:rPr>
+              <w:t>Bán lẻ đồ điện gia dụng, giường, tủ, bàn, ghế và đồ nội thất tương tự, đèn và bộ đèn điện, đồ dùng gia đình khác chưa được phân vào đâu</w:t>
+            </w:r>
+          </w:p>
+          <w:p>
+            <w:pPr>
+              <w:rPr>
+                <w:rFonts w:ascii="Times New Roman" w:hAnsi="Times New Roman" w:cs="Times New Roman"/>
+              </w:rPr>
+            </w:pPr>
+            <w:r>
+              <w:rPr>
+                <w:rFonts w:ascii="Times New Roman" w:hAnsi="Times New Roman" w:cs="Times New Roman"/>
+              </w:rPr>
+              <w:t>Chi tiết: Bán lẻ giường, tủ, bàn, ghế và đồ dùng nội thất tương tự trong các cửa hàng chuyên doanh</w:t>
             </w:r>
             <w:r>
               <w:rPr>
@@ -2833,351 +2080,25 @@
         </w:tc>
         <w:tc>
           <w:tcPr>
-            <w:tcW w:w="2268" w:type="dxa"/>
-          </w:tcPr>
-          <w:p>
-            <w:pPr>
-              <w:rPr>
-                <w:rFonts w:ascii="Times New Roman" w:hAnsi="Times New Roman" w:cs="Times New Roman"/>
-              </w:rPr>
-            </w:pPr>
-            <w:r>
-              <w:rPr>
-                <w:rFonts w:ascii="Times New Roman" w:hAnsi="Times New Roman" w:cs="Times New Roman"/>
-              </w:rPr>
-              <w:t>2420</w:t>
-            </w:r>
-          </w:p>
-        </w:tc>
-        <w:tc>
-          <w:tcPr>
-            <w:tcW w:w="1701" w:type="dxa"/>
-          </w:tcPr>
-          <w:p>
-            <w:pPr>
-              <w:rPr>
-                <w:rFonts w:ascii="Times New Roman" w:hAnsi="Times New Roman" w:cs="Times New Roman"/>
-              </w:rPr>
-            </w:pPr>
-          </w:p>
-        </w:tc>
-      </w:tr>
-      <w:tr>
-        <w:tc>
-          <w:tcPr>
-            <w:tcW w:w="810" w:type="dxa"/>
-          </w:tcPr>
-          <w:p>
-            <w:pPr>
-              <w:rPr>
-                <w:rFonts w:ascii="Times New Roman" w:hAnsi="Times New Roman" w:cs="Times New Roman"/>
-              </w:rPr>
-            </w:pPr>
-            <w:r>
-              <w:rPr>
-                <w:rFonts w:ascii="Times New Roman" w:hAnsi="Times New Roman" w:cs="Times New Roman"/>
-              </w:rPr>
-              <w:t>2</w:t>
-            </w:r>
-          </w:p>
-        </w:tc>
-        <w:tc>
-          <w:tcPr>
-            <w:tcW w:w="4435" w:type="dxa"/>
-          </w:tcPr>
-          <w:p>
-            <w:pPr>
-              <w:rPr>
-                <w:rFonts w:ascii="Times New Roman" w:hAnsi="Times New Roman" w:cs="Times New Roman"/>
-              </w:rPr>
-            </w:pPr>
-            <w:r>
-              <w:rPr>
-                <w:rFonts w:ascii="Times New Roman" w:hAnsi="Times New Roman" w:cs="Times New Roman"/>
-              </w:rPr>
-              <w:t>Bán lẻ đồ ngũ kim, sơn, kính, vật liệu và thiết bị lắp đặt khác trong xây dựng</w:t>
-            </w:r>
-            <w:r>
-              <w:rPr>
-                <w:rFonts w:ascii="Times New Roman" w:hAnsi="Times New Roman" w:cs="Times New Roman"/>
-              </w:rPr>
-              <w:br/>
-              <w:t>Chi tiết: Bán lẻ đồ ngũ kim, sơn, kính và thiết bị lắp đặt khác trong xây dựng;</w:t>
-            </w:r>
-            <w:r>
-              <w:rPr>
-                <w:rFonts w:ascii="Times New Roman" w:hAnsi="Times New Roman" w:cs="Times New Roman"/>
-              </w:rPr>
-              <w:br/>
-              <w:t>- Bán lẻ kính xây dựng</w:t>
-            </w:r>
-          </w:p>
-        </w:tc>
-        <w:tc>
-          <w:tcPr>
-            <w:tcW w:w="2268" w:type="dxa"/>
-          </w:tcPr>
-          <w:p>
-            <w:pPr>
-              <w:rPr>
-                <w:rFonts w:ascii="Times New Roman" w:hAnsi="Times New Roman" w:cs="Times New Roman"/>
-              </w:rPr>
-            </w:pPr>
-            <w:r>
-              <w:rPr>
-                <w:rFonts w:ascii="Times New Roman" w:hAnsi="Times New Roman" w:cs="Times New Roman"/>
-              </w:rPr>
-              <w:t>4752</w:t>
-            </w:r>
-          </w:p>
-        </w:tc>
-        <w:tc>
-          <w:tcPr>
-            <w:tcW w:w="1701" w:type="dxa"/>
-          </w:tcPr>
-          <w:p>
-            <w:pPr>
-              <w:rPr>
-                <w:rFonts w:ascii="Times New Roman" w:hAnsi="Times New Roman" w:cs="Times New Roman"/>
-              </w:rPr>
-            </w:pPr>
-          </w:p>
-        </w:tc>
-      </w:tr>
-      <w:tr>
-        <w:tc>
-          <w:tcPr>
-            <w:tcW w:w="810" w:type="dxa"/>
-          </w:tcPr>
-          <w:p>
-            <w:pPr>
-              <w:rPr>
-                <w:rFonts w:ascii="Times New Roman" w:hAnsi="Times New Roman" w:cs="Times New Roman"/>
-              </w:rPr>
-            </w:pPr>
-            <w:r>
-              <w:rPr>
-                <w:rFonts w:ascii="Times New Roman" w:hAnsi="Times New Roman" w:cs="Times New Roman"/>
-              </w:rPr>
-              <w:t>3</w:t>
-            </w:r>
-          </w:p>
-        </w:tc>
-        <w:tc>
-          <w:tcPr>
-            <w:tcW w:w="4435" w:type="dxa"/>
-          </w:tcPr>
-          <w:p>
-            <w:pPr>
-              <w:rPr>
-                <w:rFonts w:ascii="Times New Roman" w:hAnsi="Times New Roman" w:cs="Times New Roman"/>
-              </w:rPr>
-            </w:pPr>
-            <w:r>
-              <w:rPr>
-                <w:rFonts w:ascii="Times New Roman" w:hAnsi="Times New Roman" w:cs="Times New Roman"/>
-              </w:rPr>
-              <w:t>Bán lẻ hàng hóa khác mới (trừ ô tô, mô tô, xe máy và các bộ phận phụ trợ)</w:t>
-            </w:r>
-            <w:r>
-              <w:rPr>
-                <w:rFonts w:ascii="Times New Roman" w:hAnsi="Times New Roman" w:cs="Times New Roman"/>
-              </w:rPr>
-              <w:br/>
-            </w:r>
-            <w:r>
-              <w:rPr>
-                <w:rFonts w:ascii="Times New Roman" w:hAnsi="Times New Roman" w:cs="Times New Roman"/>
-              </w:rPr>
-              <w:lastRenderedPageBreak/>
-              <w:t>Chi tiết: Bán lẻ hàng lưu niệm, hàng đan lát, hàng thủ công mỹ nghệ</w:t>
-            </w:r>
-          </w:p>
-        </w:tc>
-        <w:tc>
-          <w:tcPr>
-            <w:tcW w:w="2268" w:type="dxa"/>
-          </w:tcPr>
-          <w:p>
-            <w:pPr>
-              <w:rPr>
-                <w:rFonts w:ascii="Times New Roman" w:hAnsi="Times New Roman" w:cs="Times New Roman"/>
-              </w:rPr>
-            </w:pPr>
-            <w:r>
-              <w:rPr>
-                <w:rFonts w:ascii="Times New Roman" w:hAnsi="Times New Roman" w:cs="Times New Roman"/>
-              </w:rPr>
-              <w:lastRenderedPageBreak/>
-              <w:t>4773</w:t>
-            </w:r>
-          </w:p>
-        </w:tc>
-        <w:tc>
-          <w:tcPr>
-            <w:tcW w:w="1701" w:type="dxa"/>
-          </w:tcPr>
-          <w:p>
-            <w:pPr>
-              <w:rPr>
-                <w:rFonts w:ascii="Times New Roman" w:hAnsi="Times New Roman" w:cs="Times New Roman"/>
-              </w:rPr>
-            </w:pPr>
-          </w:p>
-        </w:tc>
-      </w:tr>
-      <w:tr>
-        <w:tc>
-          <w:tcPr>
-            <w:tcW w:w="810" w:type="dxa"/>
-          </w:tcPr>
-          <w:p>
-            <w:pPr>
-              <w:rPr>
-                <w:rFonts w:ascii="Times New Roman" w:hAnsi="Times New Roman" w:cs="Times New Roman"/>
-              </w:rPr>
-            </w:pPr>
-            <w:r>
-              <w:rPr>
-                <w:rFonts w:ascii="Times New Roman" w:hAnsi="Times New Roman" w:cs="Times New Roman"/>
-              </w:rPr>
-              <w:t>4</w:t>
-            </w:r>
-          </w:p>
-        </w:tc>
-        <w:tc>
-          <w:tcPr>
-            <w:tcW w:w="4435" w:type="dxa"/>
-          </w:tcPr>
-          <w:p>
-            <w:pPr>
-              <w:rPr>
-                <w:rFonts w:ascii="Times New Roman" w:hAnsi="Times New Roman" w:cs="Times New Roman"/>
-              </w:rPr>
-            </w:pPr>
-            <w:r>
-              <w:rPr>
-                <w:rFonts w:ascii="Times New Roman" w:hAnsi="Times New Roman" w:cs="Times New Roman"/>
-              </w:rPr>
-              <w:t>Đại lý lữ hành</w:t>
-            </w:r>
-          </w:p>
-        </w:tc>
-        <w:tc>
-          <w:tcPr>
-            <w:tcW w:w="2268" w:type="dxa"/>
-          </w:tcPr>
-          <w:p>
-            <w:pPr>
-              <w:rPr>
-                <w:rFonts w:ascii="Times New Roman" w:hAnsi="Times New Roman" w:cs="Times New Roman"/>
-              </w:rPr>
-            </w:pPr>
-            <w:r>
-              <w:rPr>
-                <w:rFonts w:ascii="Times New Roman" w:hAnsi="Times New Roman" w:cs="Times New Roman"/>
-              </w:rPr>
-              <w:t>7911</w:t>
-            </w:r>
-          </w:p>
-        </w:tc>
-        <w:tc>
-          <w:tcPr>
-            <w:tcW w:w="1701" w:type="dxa"/>
-          </w:tcPr>
-          <w:p>
-            <w:pPr>
-              <w:rPr>
-                <w:rFonts w:ascii="Times New Roman" w:hAnsi="Times New Roman" w:cs="Times New Roman"/>
-              </w:rPr>
-            </w:pPr>
-          </w:p>
-        </w:tc>
-      </w:tr>
-      <w:tr>
-        <w:tc>
-          <w:tcPr>
-            <w:tcW w:w="810" w:type="dxa"/>
-          </w:tcPr>
-          <w:p>
-            <w:pPr>
-              <w:rPr>
-                <w:rFonts w:ascii="Times New Roman" w:hAnsi="Times New Roman" w:cs="Times New Roman"/>
-              </w:rPr>
-            </w:pPr>
-            <w:r>
-              <w:rPr>
-                <w:rFonts w:ascii="Times New Roman" w:hAnsi="Times New Roman" w:cs="Times New Roman"/>
-              </w:rPr>
-              <w:t>5</w:t>
-            </w:r>
-          </w:p>
-        </w:tc>
-        <w:tc>
-          <w:tcPr>
-            <w:tcW w:w="4435" w:type="dxa"/>
-          </w:tcPr>
-          <w:p>
-            <w:pPr>
-              <w:rPr>
-                <w:rFonts w:ascii="Times New Roman" w:hAnsi="Times New Roman" w:cs="Times New Roman"/>
-              </w:rPr>
-            </w:pPr>
-            <w:r>
-              <w:rPr>
-                <w:rFonts w:ascii="Times New Roman" w:hAnsi="Times New Roman" w:cs="Times New Roman"/>
-              </w:rPr>
-              <w:t>Gia công cơ khí; xử lý và tráng phủ kim loại</w:t>
-            </w:r>
-          </w:p>
-          <w:p>
-            <w:pPr>
-              <w:rPr>
-                <w:rFonts w:ascii="Times New Roman" w:hAnsi="Times New Roman" w:cs="Times New Roman"/>
-              </w:rPr>
-            </w:pPr>
-            <w:r>
-              <w:rPr>
-                <w:rFonts w:ascii="Times New Roman" w:hAnsi="Times New Roman" w:cs="Times New Roman"/>
-              </w:rPr>
-              <w:t>Chi tiết: Hàn, tiện, phay, bào, cắt, gọt, đục các chi tiết bằng kim loại (không đục tại trụ sở chính; trừ xử lý, tráng phủ, xi mạ kim loại)</w:t>
-            </w:r>
-          </w:p>
-          <w:p>
-            <w:pPr>
-              <w:rPr>
-                <w:rFonts w:ascii="Times New Roman" w:hAnsi="Times New Roman" w:cs="Times New Roman"/>
-              </w:rPr>
-            </w:pPr>
-            <w:r>
-              <w:rPr>
-                <w:rFonts w:ascii="Times New Roman" w:hAnsi="Times New Roman" w:cs="Times New Roman"/>
-              </w:rPr>
-              <w:t>- Gia công bề mặt kim loại bằng công nghệ phủ PVD trong môi trường chân không.</w:t>
-            </w:r>
-          </w:p>
-        </w:tc>
-        <w:tc>
-          <w:tcPr>
-            <w:tcW w:w="2268" w:type="dxa"/>
-          </w:tcPr>
-          <w:p>
-            <w:pPr>
-              <w:rPr>
-                <w:rFonts w:ascii="Times New Roman" w:hAnsi="Times New Roman" w:cs="Times New Roman"/>
-              </w:rPr>
-            </w:pPr>
-            <w:r>
-              <w:rPr>
-                <w:rFonts w:ascii="Times New Roman" w:hAnsi="Times New Roman" w:cs="Times New Roman"/>
-              </w:rPr>
-              <w:t>2592</w:t>
-            </w:r>
-          </w:p>
-        </w:tc>
-        <w:tc>
-          <w:tcPr>
-            <w:tcW w:w="1701" w:type="dxa"/>
+            <w:tcW w:w="2189" w:type="dxa"/>
+          </w:tcPr>
+          <w:p>
+            <w:pPr>
+              <w:rPr>
+                <w:rFonts w:ascii="Times New Roman" w:hAnsi="Times New Roman" w:cs="Times New Roman"/>
+              </w:rPr>
+            </w:pPr>
+            <w:r>
+              <w:rPr>
+                <w:rFonts w:ascii="Times New Roman" w:hAnsi="Times New Roman" w:cs="Times New Roman"/>
+              </w:rPr>
+              <w:t>4759</w:t>
+            </w:r>
+          </w:p>
+        </w:tc>
+        <w:tc>
+          <w:tcPr>
+            <w:tcW w:w="1518" w:type="dxa"/>
           </w:tcPr>
           <w:p>
             <w:pPr>
@@ -3219,114 +2140,51 @@
         <w:ind w:left="0" w:right="0" w:firstLine="360"/>
         <w:jc w:val="both"/>
         <w:rPr>
+          <w:rFonts w:ascii="Times New Roman" w:hAnsi="Times New Roman"/>
+          <w:sz w:val="28"/>
+        </w:rPr>
+      </w:pPr>
+      <w:r>
+        <w:rPr>
+          <w:rFonts w:ascii="Times New Roman" w:hAnsi="Times New Roman"/>
+          <w:b/>
+          <w:sz w:val="28"/>
+        </w:rPr>
+        <w:t xml:space="preserve">Điều </w:t>
+      </w:r>
+      <w:r>
+        <w:rPr>
+          <w:rFonts w:ascii="Times New Roman" w:hAnsi="Times New Roman"/>
+          <w:b/>
+          <w:sz w:val="28"/>
+        </w:rPr>
+        <w:t>3</w:t>
+      </w:r>
+      <w:r>
+        <w:rPr>
+          <w:rFonts w:ascii="Times New Roman" w:hAnsi="Times New Roman"/>
+          <w:sz w:val="28"/>
+        </w:rPr>
+        <w:t>: Giao cho Người đại diện theo pháp luật của công ty tiến hành các thủ tục cần thiết theo quy định của pháp luật.</w:t>
+      </w:r>
+    </w:p>
+    <w:p>
+      <w:pPr>
+        <w:spacing w:after="120" w:line="240" w:lineRule="auto"/>
+        <w:ind w:left="0" w:right="0" w:firstLine="360"/>
+        <w:jc w:val="both"/>
+        <w:rPr>
           <w:rFonts w:ascii="Times New Roman" w:hAnsi="Times New Roman" w:cs="Times New Roman"/>
           <w:sz w:val="28"/>
           <w:szCs w:val="28"/>
         </w:rPr>
       </w:pPr>
-      <w:r>
-        <w:rPr>
-          <w:rFonts w:ascii="Times New Roman" w:hAnsi="Times New Roman"/>
-          <w:b/>
-          <w:sz w:val="28"/>
-        </w:rPr>
-        <w:t>Điều 4</w:t>
-      </w:r>
-      <w:r>
-        <w:rPr>
-          <w:rFonts w:ascii="Times New Roman" w:hAnsi="Times New Roman"/>
-          <w:sz w:val="28"/>
-        </w:rPr>
-        <w:t>: Giao cho Người đại diện theo pháp luật của công ty tiến hành các thủ tục cần thiết theo quy định của pháp luật.</w:t>
-      </w:r>
     </w:p>
     <w:p>
       <w:pPr>
         <w:spacing w:after="120" w:line="240" w:lineRule="auto"/>
         <w:ind w:left="0" w:right="0" w:firstLine="360"/>
         <w:jc w:val="both"/>
-        <w:rPr>
-          <w:rFonts w:ascii="Times New Roman" w:hAnsi="Times New Roman" w:cs="Times New Roman"/>
-          <w:sz w:val="28"/>
-          <w:szCs w:val="28"/>
-        </w:rPr>
-      </w:pPr>
-    </w:p>
-    <w:p>
-      <w:pPr>
-        <w:spacing w:after="120" w:line="240" w:lineRule="auto"/>
-        <w:ind w:left="0" w:right="0" w:firstLine="360"/>
-        <w:jc w:val="both"/>
-        <w:rPr>
-          <w:rFonts w:ascii="Times New Roman" w:hAnsi="Times New Roman" w:cs="Times New Roman"/>
-          <w:sz w:val="28"/>
-          <w:szCs w:val="28"/>
-        </w:rPr>
-      </w:pPr>
-    </w:p>
-    <w:p>
-      <w:pPr>
-        <w:spacing w:after="120" w:line="240" w:lineRule="auto"/>
-        <w:ind w:left="0" w:right="0" w:firstLine="360"/>
-        <w:jc w:val="both"/>
-        <w:rPr>
-          <w:rFonts w:ascii="Times New Roman" w:hAnsi="Times New Roman" w:cs="Times New Roman"/>
-          <w:sz w:val="28"/>
-          <w:szCs w:val="28"/>
-        </w:rPr>
-      </w:pPr>
-      <w:r>
-        <w:rPr>
-          <w:rFonts w:ascii="Times New Roman" w:hAnsi="Times New Roman"/>
-          <w:b/>
-          <w:sz w:val="28"/>
-        </w:rPr>
-        <w:t>Điều 5</w:t>
-      </w:r>
-      <w:r>
-        <w:rPr>
-          <w:rFonts w:ascii="Times New Roman" w:hAnsi="Times New Roman"/>
-          <w:sz w:val="28"/>
-        </w:rPr>
-        <w:t xml:space="preserve">: </w:t>
-      </w:r>
-      <w:r>
-        <w:rPr>
-          <w:rFonts w:ascii="Times New Roman" w:hAnsi="Times New Roman" w:cs="Times New Roman"/>
-          <w:sz w:val="28"/>
-          <w:szCs w:val="28"/>
-        </w:rPr>
-        <w:t>Quyết định này có hiệu lực kể từ ngày ký.</w:t>
-      </w:r>
-    </w:p>
-    <w:p>
-      <w:pPr>
-        <w:spacing w:after="120" w:line="240" w:lineRule="auto"/>
-        <w:ind w:left="0" w:right="0" w:firstLine="360"/>
-        <w:jc w:val="both"/>
-        <w:rPr>
-          <w:rFonts w:ascii="Times New Roman" w:hAnsi="Times New Roman" w:cs="Times New Roman"/>
-          <w:sz w:val="28"/>
-          <w:szCs w:val="28"/>
-        </w:rPr>
-      </w:pPr>
-    </w:p>
-    <w:p>
-      <w:pPr>
-        <w:spacing w:after="120" w:line="240" w:lineRule="auto"/>
-        <w:ind w:left="0" w:right="0" w:firstLine="360"/>
-        <w:jc w:val="both"/>
-        <w:rPr>
-          <w:rFonts w:ascii="Times New Roman" w:hAnsi="Times New Roman" w:cs="Times New Roman"/>
-          <w:sz w:val="28"/>
-          <w:szCs w:val="28"/>
-        </w:rPr>
-      </w:pPr>
-    </w:p>
-    <w:p>
-      <w:pPr>
-        <w:spacing w:after="0" w:line="240" w:lineRule="auto"/>
-        <w:ind w:left="0" w:right="0"/>
         <w:rPr>
           <w:rFonts w:ascii="Times New Roman" w:eastAsia="DengXian" w:hAnsi="Times New Roman" w:cs="Times New Roman"/>
           <w:sz w:val="24"/>
@@ -3334,6 +2192,37 @@
           <w:lang w:eastAsia="zh-CN"/>
         </w:rPr>
       </w:pPr>
+      <w:r>
+        <w:rPr>
+          <w:rFonts w:ascii="Times New Roman" w:hAnsi="Times New Roman"/>
+          <w:b/>
+          <w:sz w:val="28"/>
+        </w:rPr>
+        <w:t xml:space="preserve">Điều </w:t>
+      </w:r>
+      <w:r>
+        <w:rPr>
+          <w:rFonts w:ascii="Times New Roman" w:hAnsi="Times New Roman"/>
+          <w:b/>
+          <w:sz w:val="28"/>
+        </w:rPr>
+        <w:t>4</w:t>
+      </w:r>
+      <w:r>
+        <w:rPr>
+          <w:rFonts w:ascii="Times New Roman" w:hAnsi="Times New Roman"/>
+          <w:sz w:val="28"/>
+        </w:rPr>
+        <w:t xml:space="preserve">: </w:t>
+      </w:r>
+      <w:r>
+        <w:rPr>
+          <w:rFonts w:ascii="Times New Roman" w:hAnsi="Times New Roman" w:cs="Times New Roman"/>
+          <w:sz w:val="28"/>
+          <w:szCs w:val="28"/>
+        </w:rPr>
+        <w:t>Quyết định này có hiệu lực kể từ ngày ký.</w:t>
+      </w:r>
       <w:r>
         <w:rPr>
           <w:rFonts w:ascii="Times New Roman" w:eastAsia="DengXian" w:hAnsi="Times New Roman" w:cs="Times New Roman"/>
@@ -3447,7 +2336,21 @@
                 <w:rFonts w:ascii="Times New Roman" w:hAnsi="Times New Roman"/>
                 <w:sz w:val="28"/>
               </w:rPr>
-              <w:t>- Như Điều 4;</w:t>
+              <w:t xml:space="preserve">- Như Điều </w:t>
+            </w:r>
+            <w:r>
+              <w:rPr>
+                <w:rFonts w:ascii="Times New Roman" w:hAnsi="Times New Roman"/>
+                <w:sz w:val="28"/>
+              </w:rPr>
+              <w:t>3</w:t>
+            </w:r>
+            <w:r>
+              <w:rPr>
+                <w:rFonts w:ascii="Times New Roman" w:hAnsi="Times New Roman"/>
+                <w:sz w:val="28"/>
+              </w:rPr>
+              <w:t>;</w:t>
             </w:r>
           </w:p>
           <w:p>
@@ -3773,11 +2676,15 @@
             </w:pPr>
             <w:r>
               <w:rPr>
-                <w:rFonts w:ascii="Times New Roman" w:hAnsi="Times New Roman"/>
-                <w:sz w:val="28"/>
-              </w:rPr>
-              <w:t>NGUYỄN CHÍ THIỆN</w:t>
-            </w:r>
+                <w:rFonts w:ascii="Times New Roman" w:eastAsia="Times New Roman" w:hAnsi="Times New Roman" w:cs="Times New Roman"/>
+                <w:bCs/>
+                <w:sz w:val="24"/>
+                <w:szCs w:val="24"/>
+              </w:rPr>
+              <w:t>PHẠM CÔNG SANG</w:t>
+            </w:r>
+            <w:bookmarkStart w:id="0" w:name="_GoBack"/>
+            <w:bookmarkEnd w:id="0"/>
           </w:p>
           <w:p>
             <w:pPr>
